--- a/docs/cases/04-kate-cox-karsan.docx
+++ b/docs/cases/04-kate-cox-karsan.docx
@@ -37,7 +37,7 @@
         <w:pStyle w:val="Date"/>
       </w:pPr>
       <w:r>
-        <w:t xml:space="preserve">2026-05-20</w:t>
+        <w:t xml:space="preserve">2026-05-21</w:t>
       </w:r>
     </w:p>
     <w:sdt>
@@ -1358,14 +1358,45 @@
     </w:p>
     <w:p>
       <w:pPr>
-        <w:pStyle w:val="Compact"/>
         <w:numPr>
           <w:ilvl w:val="0"/>
           <w:numId w:val="1005"/>
         </w:numPr>
       </w:pPr>
       <w:r>
-        <w:t xml:space="preserve">Reconstruct the Integrity Argument for Refusal and the Argument for Conscientious Provision in standard form. Identify the premise the two arguments share, and explain whether you think the post-</w:t>
+        <w:t xml:space="preserve">Write out the</w:t>
+      </w:r>
+      <w:r>
+        <w:t xml:space="preserve"> </w:t>
+      </w:r>
+      <w:r>
+        <w:rPr>
+          <w:b/>
+          <w:bCs/>
+        </w:rPr>
+        <w:t xml:space="preserve">Integrity Argument for Refusal</w:t>
+      </w:r>
+      <w:r>
+        <w:t xml:space="preserve"> </w:t>
+      </w:r>
+      <w:r>
+        <w:t xml:space="preserve">and the</w:t>
+      </w:r>
+      <w:r>
+        <w:t xml:space="preserve"> </w:t>
+      </w:r>
+      <w:r>
+        <w:rPr>
+          <w:b/>
+          <w:bCs/>
+        </w:rPr>
+        <w:t xml:space="preserve">Argument for Conscientious Provision</w:t>
+      </w:r>
+      <w:r>
+        <w:t xml:space="preserve"> </w:t>
+      </w:r>
+      <w:r>
+        <w:t xml:space="preserve">in your own words — premises first, then the conclusion. The two arguments share one premise. Identify it. Then say whether the post-</w:t>
       </w:r>
       <w:r>
         <w:rPr>
@@ -1378,67 +1409,83 @@
         <w:t xml:space="preserve"> </w:t>
       </w:r>
       <w:r>
-        <w:t xml:space="preserve">legal environment changes which side that shared premise actually supports.</w:t>
-      </w:r>
-    </w:p>
-    <w:p>
-      <w:pPr>
-        <w:pStyle w:val="Compact"/>
+        <w:t xml:space="preserve">legal environment changes which side that shared premise now supports.</w:t>
+      </w:r>
+    </w:p>
+    <w:p>
+      <w:pPr>
         <w:numPr>
           <w:ilvl w:val="0"/>
           <w:numId w:val="1005"/>
         </w:numPr>
       </w:pPr>
       <w:r>
-        <w:t xml:space="preserve">Stahl and Emanuel argue that clinicians who cannot meet a profession’s obligations should leave the specialty. Does that response work for a clinician whose state legislature changed the relevant law after she completed her training? Construct the strongest version of the response that defends them, and the strongest version that does not.</w:t>
-      </w:r>
-    </w:p>
-    <w:p>
-      <w:pPr>
-        <w:pStyle w:val="Compact"/>
+        <w:t xml:space="preserve">Stahl and Emanuel argue that clinicians who cannot meet a profession’s obligations should leave the specialty. Does that response work for Damla Karsan — who completed her training years before Texas changed its abortion law? Give the strongest version of Stahl and Emanuel’s reply to Karsan. Then give the strongest version of Karsan’s reply back.</w:t>
+      </w:r>
+    </w:p>
+    <w:p>
+      <w:pPr>
         <w:numPr>
           <w:ilvl w:val="0"/>
           <w:numId w:val="1005"/>
         </w:numPr>
       </w:pPr>
       <w:r>
-        <w:t xml:space="preserve">Pressure-test Brock’s</w:t>
-      </w:r>
-      <w:r>
-        <w:t xml:space="preserve"> </w:t>
-      </w:r>
-      <w:r>
-        <w:t xml:space="preserve">“conventional compromise.”</w:t>
-      </w:r>
-      <w:r>
-        <w:t xml:space="preserve"> </w:t>
-      </w:r>
-      <w:r>
-        <w:t xml:space="preserve">Identify the background condition the compromise assumes, and describe a present-day case in which that condition does not hold. Does the compromise survive in modified form, or does it have to be abandoned?</w:t>
-      </w:r>
-    </w:p>
-    <w:p>
-      <w:pPr>
-        <w:pStyle w:val="Compact"/>
+        <w:t xml:space="preserve">Brock’s</w:t>
+      </w:r>
+      <w:r>
+        <w:t xml:space="preserve"> </w:t>
+      </w:r>
+      <w:r>
+        <w:rPr>
+          <w:b/>
+          <w:bCs/>
+        </w:rPr>
+        <w:t xml:space="preserve">conventional compromise</w:t>
+      </w:r>
+      <w:r>
+        <w:t xml:space="preserve"> </w:t>
+      </w:r>
+      <w:r>
+        <w:t xml:space="preserve">says a clinician may refuse to provide care she objects to, as long as she refers the patient to someone who will. Brock’s rule depends on one assumption about the world that has to be true for the rule to work. What is that assumption? Describe a present-day case where the assumption no longer holds. Does the compromise still work in some modified form, or does it have to be abandoned?</w:t>
+      </w:r>
+    </w:p>
+    <w:p>
+      <w:pPr>
         <w:numPr>
           <w:ilvl w:val="0"/>
           <w:numId w:val="1005"/>
         </w:numPr>
       </w:pPr>
       <w:r>
-        <w:t xml:space="preserve">You are a labor-and-delivery nurse in a Catholic hospital in a state with a near-total abortion ban. An ER patient is admitted at seventeen weeks with ruptured membranes, no fetal cardiac activity expected to stop for another day or two, and rising white-cell counts. Hospital policy and state law both require waiting. Your professional judgment tells you the patient is heading toward sepsis. What do you do, and what argument from the dialogue above are you implicitly relying on?</w:t>
-      </w:r>
-    </w:p>
-    <w:p>
-      <w:pPr>
-        <w:pStyle w:val="Compact"/>
+        <w:t xml:space="preserve">You are a labor-and-delivery nurse in a Catholic hospital in a state with a near-total abortion ban. An ER patient is admitted at seventeen weeks. Her membranes have ruptured. The fetus still has a heartbeat, likely to stop on its own in a day or two. Her white-blood-cell count is rising — an early sign of infection. Hospital policy and state law both require waiting. Your professional judgment tells you the patient is heading toward sepsis. What do you do? Which argument from the case is doing the work in your answer?</w:t>
+      </w:r>
+    </w:p>
+    <w:p>
+      <w:pPr>
         <w:numPr>
           <w:ilvl w:val="0"/>
           <w:numId w:val="1005"/>
         </w:numPr>
       </w:pPr>
       <w:r>
-        <w:t xml:space="preserve">Catholic hospital systems describe themselves as institutional conscience-bearers. Many state legislatures describe their abortion statutes as expressions of the moral conscience of the people. Apply the integrity argument to one of these — an institution or a state — and decide whether it carries over, or whether conscience is the kind of thing only individual persons can have. Defend your answer.</w:t>
+        <w:t xml:space="preserve">Catholic hospital systems describe themselves as institutions with a conscience. Many state legislatures describe their abortion statutes as expressions of the moral conscience of the people who voted for them. The integrity argument was built for</w:t>
+      </w:r>
+      <w:r>
+        <w:t xml:space="preserve"> </w:t>
+      </w:r>
+      <w:r>
+        <w:rPr>
+          <w:i/>
+          <w:iCs/>
+        </w:rPr>
+        <w:t xml:space="preserve">individual</w:t>
+      </w:r>
+      <w:r>
+        <w:t xml:space="preserve"> </w:t>
+      </w:r>
+      <w:r>
+        <w:t xml:space="preserve">people with consciences. Does it carry over to an institution or to a state? Pick one and defend your answer.</w:t>
       </w:r>
     </w:p>
     <w:bookmarkEnd w:id="16"/>

--- a/docs/cases/04-kate-cox-karsan.docx
+++ b/docs/cases/04-kate-cox-karsan.docx
@@ -123,7 +123,7 @@
         <w:t xml:space="preserve"> </w:t>
       </w:r>
       <w:r>
-        <w:t xml:space="preserve">was overturned to sue in open court for the right to an abortion. A trial judge granted her request. Within hours, Paxton wrote to three Texas hospitals warning that anyone performing the procedure could still face prosecution. The Texas Supreme Court ultimately ruled against her. Karsan, the named physician-plaintiff, would have faced up to life in prison if she had gone ahead.</w:t>
+        <w:t xml:space="preserve">was overturned to sue in open court for the right to an abortion. A trial judge granted her request. Within hours, Paxton wrote to three Texas hospitals warning that anyone performing the procedure could still face prosecution. The Texas Supreme Court ruled against her. Karsan, the named physician-plaintiff, would have faced up to life in prison if she had gone ahead.</w:t>
       </w:r>
     </w:p>
     <w:p>
@@ -145,7 +145,7 @@
         <w:t xml:space="preserve"> </w:t>
       </w:r>
       <w:r>
-        <w:t xml:space="preserve">Travis County and the Texas Supreme Court, December 2023; the broader question is national and ongoing.</w:t>
+        <w:t xml:space="preserve">Travis County and the Texas Supreme Court, December 2023. The broader question is national and ongoing.</w:t>
       </w:r>
     </w:p>
     <w:p>
@@ -188,7 +188,7 @@
         <w:t xml:space="preserve">conscientious provision</w:t>
       </w:r>
       <w:r>
-        <w:t xml:space="preserve">: when a clinician’s medical and moral judgment conflicts with the law of the state in which she practices, what does professional</w:t>
+        <w:t xml:space="preserve">. When a clinician’s medical and moral judgment conflicts with the law of the state in which she practices, what does professional</w:t>
       </w:r>
       <w:r>
         <w:t xml:space="preserve"> </w:t>
@@ -276,11 +276,85 @@
         <w:pStyle w:val="BodyText"/>
       </w:pPr>
       <w:r>
-        <w:t xml:space="preserve">At eighteen weeks, Cox’s obstetrician called while she was driving and asked her to pull over. Early screening tests suggested Trisomy 18 — a chromosomal condition in which a third copy of chromosome 18 produces severe developmental abnormalities. Over the next several weeks of additional ultrasounds and maternal-fetal-medicine consultations, the diagnosis was confirmed. The fetus had malformations of the brain, the spine, the neural tube, the heart, the skull, and the limbs.</w:t>
-      </w:r>
-      <w:r>
-        <w:t xml:space="preserve"> </w:t>
-      </w:r>
+        <w:t xml:space="preserve">At eighteen weeks, Cox’s obstetrician called while she was driving and asked her to pull over. Early screening tests suggested Trisomy 18. This is a chromosomal condition in which a third copy of chromosome 18 produces severe developmental abnormalities. Over the next several weeks of ultrasounds and maternal-fetal-medicine consultations, the diagnosis was confirmed. The fetus had malformations of:</w:t>
+      </w:r>
+    </w:p>
+    <w:p>
+      <w:pPr>
+        <w:pStyle w:val="Compact"/>
+        <w:numPr>
+          <w:ilvl w:val="0"/>
+          <w:numId w:val="1002"/>
+        </w:numPr>
+      </w:pPr>
+      <w:r>
+        <w:t xml:space="preserve">The brain.</w:t>
+      </w:r>
+    </w:p>
+    <w:p>
+      <w:pPr>
+        <w:pStyle w:val="Compact"/>
+        <w:numPr>
+          <w:ilvl w:val="0"/>
+          <w:numId w:val="1002"/>
+        </w:numPr>
+      </w:pPr>
+      <w:r>
+        <w:t xml:space="preserve">The spine.</w:t>
+      </w:r>
+    </w:p>
+    <w:p>
+      <w:pPr>
+        <w:pStyle w:val="Compact"/>
+        <w:numPr>
+          <w:ilvl w:val="0"/>
+          <w:numId w:val="1002"/>
+        </w:numPr>
+      </w:pPr>
+      <w:r>
+        <w:t xml:space="preserve">The neural tube.</w:t>
+      </w:r>
+    </w:p>
+    <w:p>
+      <w:pPr>
+        <w:pStyle w:val="Compact"/>
+        <w:numPr>
+          <w:ilvl w:val="0"/>
+          <w:numId w:val="1002"/>
+        </w:numPr>
+      </w:pPr>
+      <w:r>
+        <w:t xml:space="preserve">The heart.</w:t>
+      </w:r>
+    </w:p>
+    <w:p>
+      <w:pPr>
+        <w:pStyle w:val="Compact"/>
+        <w:numPr>
+          <w:ilvl w:val="0"/>
+          <w:numId w:val="1002"/>
+        </w:numPr>
+      </w:pPr>
+      <w:r>
+        <w:t xml:space="preserve">The skull.</w:t>
+      </w:r>
+    </w:p>
+    <w:p>
+      <w:pPr>
+        <w:pStyle w:val="Compact"/>
+        <w:numPr>
+          <w:ilvl w:val="0"/>
+          <w:numId w:val="1002"/>
+        </w:numPr>
+      </w:pPr>
+      <w:r>
+        <w:t xml:space="preserve">The limbs.</w:t>
+      </w:r>
+    </w:p>
+    <w:p>
+      <w:pPr>
+        <w:pStyle w:val="FirstParagraph"/>
+      </w:pPr>
       <w:r>
         <w:t xml:space="preserve">“Each time we had an ultrasound, there was more bad news,”</w:t>
       </w:r>
@@ -319,7 +393,7 @@
         <w:t xml:space="preserve"> </w:t>
       </w:r>
       <w:r>
-        <w:t xml:space="preserve">Trisomy 18 occurs when a fetus has three copies of chromosome 18 instead of two. Roughly half of fetuses with the condition are stillborn; among live births, most die within the first week. A small minority of children with mosaic forms live longer, sometimes into adolescence, generally with profound disabilities. There is no curative treatment; standard care is</w:t>
+        <w:t xml:space="preserve">Trisomy 18 occurs when a fetus has three copies of chromosome 18 instead of two. Roughly half of fetuses with the condition are stillborn. Among live births, most die within the first week. A small minority of children with mosaic forms live longer, sometimes into adolescence, generally with profound disabilities. There is no curative treatment. Standard care is</w:t>
       </w:r>
       <w:r>
         <w:t xml:space="preserve"> </w:t>
@@ -339,7 +413,51 @@
         <w:pStyle w:val="BodyText"/>
       </w:pPr>
       <w:r>
-        <w:t xml:space="preserve">The diagnosis also created acute risks for Cox herself. Her two previous deliveries had been by Cesarean section. A third C-section, or an induced labor at term following a fetal demise, carried elevated risks of uterine rupture, hemorrhage, and hysterectomy — meaning she might never be able to bear another child. She had already been to the emergency room several times for cramping and elevated vital signs. Her physician, Dr. Damla Karsan, judged that termination of the pregnancy was the medically indicated course.</w:t>
+        <w:t xml:space="preserve">The diagnosis also created acute risks for Cox herself. Her two previous deliveries had been by Cesarean section. A third C-section, or an induced labor at term following a fetal demise, carried elevated risks:</w:t>
+      </w:r>
+    </w:p>
+    <w:p>
+      <w:pPr>
+        <w:pStyle w:val="Compact"/>
+        <w:numPr>
+          <w:ilvl w:val="0"/>
+          <w:numId w:val="1003"/>
+        </w:numPr>
+      </w:pPr>
+      <w:r>
+        <w:t xml:space="preserve">Uterine rupture.</w:t>
+      </w:r>
+    </w:p>
+    <w:p>
+      <w:pPr>
+        <w:pStyle w:val="Compact"/>
+        <w:numPr>
+          <w:ilvl w:val="0"/>
+          <w:numId w:val="1003"/>
+        </w:numPr>
+      </w:pPr>
+      <w:r>
+        <w:t xml:space="preserve">Hemorrhage.</w:t>
+      </w:r>
+    </w:p>
+    <w:p>
+      <w:pPr>
+        <w:pStyle w:val="Compact"/>
+        <w:numPr>
+          <w:ilvl w:val="0"/>
+          <w:numId w:val="1003"/>
+        </w:numPr>
+      </w:pPr>
+      <w:r>
+        <w:t xml:space="preserve">Hysterectomy — meaning she might never be able to bear another child.</w:t>
+      </w:r>
+    </w:p>
+    <w:p>
+      <w:pPr>
+        <w:pStyle w:val="FirstParagraph"/>
+      </w:pPr>
+      <w:r>
+        <w:t xml:space="preserve">She had already been to the emergency room several times for cramping and elevated vital signs. Her physician, Dr. Damla Karsan, judged that termination of the pregnancy was the medically indicated course.</w:t>
       </w:r>
     </w:p>
     <w:p>
@@ -371,12 +489,48 @@
         <w:t xml:space="preserve"> </w:t>
       </w:r>
       <w:r>
-        <w:t xml:space="preserve">The exception was poorly defined. Karsan believed Cox qualified. She also believed that if she was wrong — or if a prosecutor disagreed — she could lose her license, face fines of at least $100,000 per violation, and serve up to ninety-nine years in prison.</w:t>
-      </w:r>
-    </w:p>
-    <w:p>
-      <w:pPr>
-        <w:pStyle w:val="BodyText"/>
+        <w:t xml:space="preserve">The exception was poorly defined. Karsan believed Cox qualified. She also believed that if she was wrong — or if a prosecutor disagreed — she could face severe penalties:</w:t>
+      </w:r>
+    </w:p>
+    <w:p>
+      <w:pPr>
+        <w:pStyle w:val="Compact"/>
+        <w:numPr>
+          <w:ilvl w:val="0"/>
+          <w:numId w:val="1004"/>
+        </w:numPr>
+      </w:pPr>
+      <w:r>
+        <w:t xml:space="preserve">Loss of her medical license.</w:t>
+      </w:r>
+    </w:p>
+    <w:p>
+      <w:pPr>
+        <w:pStyle w:val="Compact"/>
+        <w:numPr>
+          <w:ilvl w:val="0"/>
+          <w:numId w:val="1004"/>
+        </w:numPr>
+      </w:pPr>
+      <w:r>
+        <w:t xml:space="preserve">Fines of at least $100,000 per violation.</w:t>
+      </w:r>
+    </w:p>
+    <w:p>
+      <w:pPr>
+        <w:pStyle w:val="Compact"/>
+        <w:numPr>
+          <w:ilvl w:val="0"/>
+          <w:numId w:val="1004"/>
+        </w:numPr>
+      </w:pPr>
+      <w:r>
+        <w:t xml:space="preserve">Up to ninety-nine years in prison.</w:t>
+      </w:r>
+    </w:p>
+    <w:p>
+      <w:pPr>
+        <w:pStyle w:val="FirstParagraph"/>
       </w:pPr>
       <w:r>
         <w:rPr>
@@ -425,7 +579,51 @@
         <w:t xml:space="preserve"> </w:t>
       </w:r>
       <w:r>
-        <w:t xml:space="preserve">The statutes do not list qualifying diagnoses. They do not provide a pre-clearance mechanism. The physician must make the call; a prosecutor may second-guess it afterward, and the physician bears the burden of proving the judgment was reasonable.</w:t>
+        <w:t xml:space="preserve">The statutes:</w:t>
+      </w:r>
+    </w:p>
+    <w:p>
+      <w:pPr>
+        <w:pStyle w:val="Compact"/>
+        <w:numPr>
+          <w:ilvl w:val="0"/>
+          <w:numId w:val="1005"/>
+        </w:numPr>
+      </w:pPr>
+      <w:r>
+        <w:t xml:space="preserve">Do not list qualifying diagnoses.</w:t>
+      </w:r>
+    </w:p>
+    <w:p>
+      <w:pPr>
+        <w:pStyle w:val="Compact"/>
+        <w:numPr>
+          <w:ilvl w:val="0"/>
+          <w:numId w:val="1005"/>
+        </w:numPr>
+      </w:pPr>
+      <w:r>
+        <w:t xml:space="preserve">Do not provide a pre-clearance mechanism.</w:t>
+      </w:r>
+    </w:p>
+    <w:p>
+      <w:pPr>
+        <w:pStyle w:val="Compact"/>
+        <w:numPr>
+          <w:ilvl w:val="0"/>
+          <w:numId w:val="1005"/>
+        </w:numPr>
+      </w:pPr>
+      <w:r>
+        <w:t xml:space="preserve">Require the physician to make the call alone.</w:t>
+      </w:r>
+    </w:p>
+    <w:p>
+      <w:pPr>
+        <w:pStyle w:val="FirstParagraph"/>
+      </w:pPr>
+      <w:r>
+        <w:t xml:space="preserve">A prosecutor may second-guess that call afterward. The physician bears the burden of proving the judgment was reasonable.</w:t>
       </w:r>
     </w:p>
     <w:p>
@@ -475,7 +673,51 @@
         <w:pStyle w:val="BodyText"/>
       </w:pPr>
       <w:r>
-        <w:t xml:space="preserve">Within hours, the Texas Attorney General, Ken Paxton, sent letters to three Houston-area hospitals where Karsan held privileges. The letters warned that the trial court’s order did not insulate anyone from civil liability under SB 8 (which authorizes private lawsuits for at least $100,000 per abortion) or from criminal prosecution after the order was lifted, which Paxton was actively seeking. He asked the hospitals to consider their own exposure. Paxton then petitioned the Texas Supreme Court for an emergency stay.</w:t>
+        <w:t xml:space="preserve">Within hours, the Texas Attorney General, Ken Paxton, sent letters to three Houston-area hospitals where Karsan held privileges. The letters made three points:</w:t>
+      </w:r>
+    </w:p>
+    <w:p>
+      <w:pPr>
+        <w:pStyle w:val="Compact"/>
+        <w:numPr>
+          <w:ilvl w:val="0"/>
+          <w:numId w:val="1006"/>
+        </w:numPr>
+      </w:pPr>
+      <w:r>
+        <w:t xml:space="preserve">The trial court’s order did not insulate anyone from civil liability under SB 8, which authorizes private lawsuits for at least $100,000 per abortion.</w:t>
+      </w:r>
+    </w:p>
+    <w:p>
+      <w:pPr>
+        <w:pStyle w:val="Compact"/>
+        <w:numPr>
+          <w:ilvl w:val="0"/>
+          <w:numId w:val="1006"/>
+        </w:numPr>
+      </w:pPr>
+      <w:r>
+        <w:t xml:space="preserve">The order also did not insulate anyone from criminal prosecution after the order was lifted, which Paxton was actively seeking.</w:t>
+      </w:r>
+    </w:p>
+    <w:p>
+      <w:pPr>
+        <w:pStyle w:val="Compact"/>
+        <w:numPr>
+          <w:ilvl w:val="0"/>
+          <w:numId w:val="1006"/>
+        </w:numPr>
+      </w:pPr>
+      <w:r>
+        <w:t xml:space="preserve">The hospitals should consider their own exposure.</w:t>
+      </w:r>
+    </w:p>
+    <w:p>
+      <w:pPr>
+        <w:pStyle w:val="FirstParagraph"/>
+      </w:pPr>
+      <w:r>
+        <w:t xml:space="preserve">Paxton then petitioned the Texas Supreme Court for an emergency stay.</w:t>
       </w:r>
     </w:p>
     <w:p>
@@ -550,7 +792,51 @@
         <w:pStyle w:val="BodyText"/>
       </w:pPr>
       <w:r>
-        <w:t xml:space="preserve">The figure who interests us in what follows is not the patient but the physician. Damla Karsan had not been compelled to take Cox’s case. She could have referred Cox out of state — many Texas OB-GYNs did — and avoided the criminal exposure entirely. She chose instead to put her name on the lawsuit, to swear under oath that the medical-exception standard was met, and to publicly disagree with a state law she had to live under. She was not refusing to participate in a procedure she found morally objectionable. She was insisting on participating in a procedure she believed she was morally obligated to provide. The question her case raises is whether the profession of medicine has room for that kind of conscience too.</w:t>
+        <w:t xml:space="preserve">The figure who interests us in what follows is not the patient but the physician. Damla Karsan had not been compelled to take Cox’s case. She could have referred Cox out of state — many Texas OB-GYNs did — and avoided the criminal exposure entirely. She chose instead to do three risky things:</w:t>
+      </w:r>
+    </w:p>
+    <w:p>
+      <w:pPr>
+        <w:pStyle w:val="Compact"/>
+        <w:numPr>
+          <w:ilvl w:val="0"/>
+          <w:numId w:val="1007"/>
+        </w:numPr>
+      </w:pPr>
+      <w:r>
+        <w:t xml:space="preserve">Put her name on the lawsuit.</w:t>
+      </w:r>
+    </w:p>
+    <w:p>
+      <w:pPr>
+        <w:pStyle w:val="Compact"/>
+        <w:numPr>
+          <w:ilvl w:val="0"/>
+          <w:numId w:val="1007"/>
+        </w:numPr>
+      </w:pPr>
+      <w:r>
+        <w:t xml:space="preserve">Swear under oath that the medical-exception standard was met.</w:t>
+      </w:r>
+    </w:p>
+    <w:p>
+      <w:pPr>
+        <w:pStyle w:val="Compact"/>
+        <w:numPr>
+          <w:ilvl w:val="0"/>
+          <w:numId w:val="1007"/>
+        </w:numPr>
+      </w:pPr>
+      <w:r>
+        <w:t xml:space="preserve">Publicly disagree with a state law she had to live under.</w:t>
+      </w:r>
+    </w:p>
+    <w:p>
+      <w:pPr>
+        <w:pStyle w:val="FirstParagraph"/>
+      </w:pPr>
+      <w:r>
+        <w:t xml:space="preserve">She was not refusing to participate in a procedure she found morally objectionable. She was insisting on participating in a procedure she believed she was morally obligated to provide. The question her case raises is whether the profession of medicine has room for that kind of conscience too.</w:t>
       </w:r>
     </w:p>
     <w:bookmarkEnd w:id="9"/>
@@ -581,7 +867,51 @@
         <w:t xml:space="preserve">refuser</w:t>
       </w:r>
       <w:r>
-        <w:t xml:space="preserve">: a Catholic pharmacist who would not dispense Plan B, an OB-GYN who would not perform elective abortions, a nurse who would not assist with physician-assisted dying. The debate asked when, if ever, the law should protect such refusals. Karsan’s case raises a stranger version of the question — when, if ever, the law should protect</w:t>
+        <w:t xml:space="preserve">. Three examples:</w:t>
+      </w:r>
+    </w:p>
+    <w:p>
+      <w:pPr>
+        <w:pStyle w:val="Compact"/>
+        <w:numPr>
+          <w:ilvl w:val="0"/>
+          <w:numId w:val="1008"/>
+        </w:numPr>
+      </w:pPr>
+      <w:r>
+        <w:t xml:space="preserve">A Catholic pharmacist who would not dispense Plan B.</w:t>
+      </w:r>
+    </w:p>
+    <w:p>
+      <w:pPr>
+        <w:pStyle w:val="Compact"/>
+        <w:numPr>
+          <w:ilvl w:val="0"/>
+          <w:numId w:val="1008"/>
+        </w:numPr>
+      </w:pPr>
+      <w:r>
+        <w:t xml:space="preserve">An OB-GYN who would not perform elective abortions.</w:t>
+      </w:r>
+    </w:p>
+    <w:p>
+      <w:pPr>
+        <w:pStyle w:val="Compact"/>
+        <w:numPr>
+          <w:ilvl w:val="0"/>
+          <w:numId w:val="1008"/>
+        </w:numPr>
+      </w:pPr>
+      <w:r>
+        <w:t xml:space="preserve">A nurse who would not assist with physician-assisted dying.</w:t>
+      </w:r>
+    </w:p>
+    <w:p>
+      <w:pPr>
+        <w:pStyle w:val="FirstParagraph"/>
+      </w:pPr>
+      <w:r>
+        <w:t xml:space="preserve">The debate asked when, if ever, the law should protect such refusals. Karsan’s case raises a stranger version of the question: when, if ever, should the law protect</w:t>
       </w:r>
       <w:r>
         <w:t xml:space="preserve"> </w:t>
@@ -594,10 +924,7 @@
         <w:t xml:space="preserve">provision</w:t>
       </w:r>
       <w:r>
-        <w:t xml:space="preserve"> </w:t>
-      </w:r>
-      <w:r>
-        <w:t xml:space="preserve">— and finds that the philosophical materials built for the first question travel awkwardly into the second.</w:t>
+        <w:t xml:space="preserve">? The philosophical materials built for the first question travel awkwardly into the second.</w:t>
       </w:r>
     </w:p>
     <w:bookmarkStart w:id="10" w:name="X9124287886062806283ae34250b66f807899580"/>
@@ -614,7 +941,7 @@
         <w:pStyle w:val="FirstParagraph"/>
       </w:pPr>
       <w:r>
-        <w:t xml:space="preserve">The foundational defense of conscience clauses, given its sharpest form by the bioethicist Mark Wicclair, holds that being asked to perform an act one believes to be deeply wrong is being asked to damage one’s own moral integrity — and that moral integrity is itself a basic human good that medicine should respect</w:t>
+        <w:t xml:space="preserve">The foundational defense of conscience clauses, given its sharpest form by the bioethicist Mark Wicclair, holds that being asked to perform an act one believes to be deeply wrong is being asked to damage one’s own moral integrity. Moral integrity is itself a basic human good that medicine should respect</w:t>
       </w:r>
       <w:r>
         <w:t xml:space="preserve"> </w:t>
@@ -634,7 +961,7 @@
         <w:t xml:space="preserve">)</w:t>
       </w:r>
       <w:r>
-        <w:t xml:space="preserve">. A pharmacist who believes emergency contraception ends a human life is not, on this view, merely expressing a preference; she is being asked to act against her core identity.</w:t>
+        <w:t xml:space="preserve">. A pharmacist who believes emergency contraception ends a human life is not, on this view, merely expressing a preference. She is being asked to act against her core identity.</w:t>
       </w:r>
     </w:p>
     <w:p>
@@ -654,7 +981,7 @@
         <w:pStyle w:val="Compact"/>
         <w:numPr>
           <w:ilvl w:val="0"/>
-          <w:numId w:val="1002"/>
+          <w:numId w:val="1009"/>
         </w:numPr>
       </w:pPr>
       <w:r>
@@ -666,7 +993,7 @@
         <w:pStyle w:val="Compact"/>
         <w:numPr>
           <w:ilvl w:val="0"/>
-          <w:numId w:val="1002"/>
+          <w:numId w:val="1009"/>
         </w:numPr>
       </w:pPr>
       <w:r>
@@ -678,7 +1005,7 @@
         <w:pStyle w:val="Compact"/>
         <w:numPr>
           <w:ilvl w:val="0"/>
-          <w:numId w:val="1002"/>
+          <w:numId w:val="1009"/>
         </w:numPr>
       </w:pPr>
       <w:r>
@@ -690,7 +1017,7 @@
         <w:pStyle w:val="Compact"/>
         <w:numPr>
           <w:ilvl w:val="0"/>
-          <w:numId w:val="1002"/>
+          <w:numId w:val="1009"/>
         </w:numPr>
       </w:pPr>
       <w:r>
@@ -732,7 +1059,7 @@
         <w:pStyle w:val="FirstParagraph"/>
       </w:pPr>
       <w:r>
-        <w:t xml:space="preserve">The bioethicists Ronit Stahl and Ezekiel Emanuel argue that the comparison to military conscientious objection, which underlies much of the conscience-clause tradition, breaks down at the point of voluntariness. Soldiers are drafted; physicians are licensed. Medicine is a profession one enters voluntarily, by accepting a set of fiduciary obligations to patients in exchange for state-granted privileges. To accept the license and then refuse the obligations is to want the benefit without the burden</w:t>
+        <w:t xml:space="preserve">The bioethicists Ronit Stahl and Ezekiel Emanuel argue that the comparison to military conscientious objection breaks down at the point of voluntariness. Soldiers are drafted. Physicians are licensed. Medicine is a profession one enters voluntarily. The entry deal goes like this: a clinician accepts fiduciary obligations to patients in exchange for state-granted privileges. To accept the license and then refuse the obligations is to want the benefit without the burden</w:t>
       </w:r>
       <w:r>
         <w:t xml:space="preserve"> </w:t>
@@ -772,7 +1099,7 @@
         <w:pStyle w:val="Compact"/>
         <w:numPr>
           <w:ilvl w:val="0"/>
-          <w:numId w:val="1003"/>
+          <w:numId w:val="1010"/>
         </w:numPr>
       </w:pPr>
       <w:r>
@@ -784,7 +1111,7 @@
         <w:pStyle w:val="Compact"/>
         <w:numPr>
           <w:ilvl w:val="0"/>
-          <w:numId w:val="1003"/>
+          <w:numId w:val="1010"/>
         </w:numPr>
       </w:pPr>
       <w:r>
@@ -796,7 +1123,7 @@
         <w:pStyle w:val="Compact"/>
         <w:numPr>
           <w:ilvl w:val="0"/>
-          <w:numId w:val="1003"/>
+          <w:numId w:val="1010"/>
         </w:numPr>
       </w:pPr>
       <w:r>
@@ -808,7 +1135,7 @@
         <w:pStyle w:val="Compact"/>
         <w:numPr>
           <w:ilvl w:val="0"/>
-          <w:numId w:val="1003"/>
+          <w:numId w:val="1010"/>
         </w:numPr>
       </w:pPr>
       <w:r>
@@ -820,7 +1147,43 @@
         <w:pStyle w:val="FirstParagraph"/>
       </w:pPr>
       <w:r>
-        <w:t xml:space="preserve">The soft spot here is the third premise, which works smoothly for a young medical student choosing a specialty and clumsily for a thirty-year veteran of obstetrics whose state legislature changes the rules underneath her. The argument also threatens to swallow a great deal more than its authors may have intended: the same logic would seem to compel participation in MAID, in capital punishment medical clearances, and in any other lawful practice the state designates as professionally indicated.</w:t>
+        <w:t xml:space="preserve">The soft spot here is the third premise. It works smoothly for a young medical student choosing a specialty. It works clumsily for a thirty-year veteran of obstetrics whose state legislature changes the rules underneath her. The argument also threatens to swallow more than its authors may have intended. The same logic would seem to compel participation in:</w:t>
+      </w:r>
+    </w:p>
+    <w:p>
+      <w:pPr>
+        <w:pStyle w:val="Compact"/>
+        <w:numPr>
+          <w:ilvl w:val="0"/>
+          <w:numId w:val="1011"/>
+        </w:numPr>
+      </w:pPr>
+      <w:r>
+        <w:t xml:space="preserve">MAID (medical aid in dying).</w:t>
+      </w:r>
+    </w:p>
+    <w:p>
+      <w:pPr>
+        <w:pStyle w:val="Compact"/>
+        <w:numPr>
+          <w:ilvl w:val="0"/>
+          <w:numId w:val="1011"/>
+        </w:numPr>
+      </w:pPr>
+      <w:r>
+        <w:t xml:space="preserve">Capital punishment medical clearances.</w:t>
+      </w:r>
+    </w:p>
+    <w:p>
+      <w:pPr>
+        <w:pStyle w:val="Compact"/>
+        <w:numPr>
+          <w:ilvl w:val="0"/>
+          <w:numId w:val="1011"/>
+        </w:numPr>
+      </w:pPr>
+      <w:r>
+        <w:t xml:space="preserve">Any other lawful practice the state designates as professionally indicated.</w:t>
       </w:r>
     </w:p>
     <w:bookmarkEnd w:id="11"/>
@@ -863,7 +1226,51 @@
         <w:t xml:space="preserve"> </w:t>
       </w:r>
       <w:r>
-        <w:t xml:space="preserve">A clinician may refuse personally, but must (a) disclose the refusal in advance, (b) refer the patient to another qualified provider, and (c) not abandon the patient mid-care. The refusing pharmacist hands the prescription to a colleague; the refusing OB-GYN provides the name of a clinic across town. Brock then anticipated and rejected the</w:t>
+        <w:t xml:space="preserve">A clinician may refuse personally, but must meet three conditions:</w:t>
+      </w:r>
+    </w:p>
+    <w:p>
+      <w:pPr>
+        <w:pStyle w:val="Compact"/>
+        <w:numPr>
+          <w:ilvl w:val="0"/>
+          <w:numId w:val="1012"/>
+        </w:numPr>
+      </w:pPr>
+      <w:r>
+        <w:t xml:space="preserve">Disclose the refusal in advance.</w:t>
+      </w:r>
+    </w:p>
+    <w:p>
+      <w:pPr>
+        <w:pStyle w:val="Compact"/>
+        <w:numPr>
+          <w:ilvl w:val="0"/>
+          <w:numId w:val="1012"/>
+        </w:numPr>
+      </w:pPr>
+      <w:r>
+        <w:t xml:space="preserve">Refer the patient to another qualified provider.</w:t>
+      </w:r>
+    </w:p>
+    <w:p>
+      <w:pPr>
+        <w:pStyle w:val="Compact"/>
+        <w:numPr>
+          <w:ilvl w:val="0"/>
+          <w:numId w:val="1012"/>
+        </w:numPr>
+      </w:pPr>
+      <w:r>
+        <w:t xml:space="preserve">Not abandon the patient mid-care.</w:t>
+      </w:r>
+    </w:p>
+    <w:p>
+      <w:pPr>
+        <w:pStyle w:val="FirstParagraph"/>
+      </w:pPr>
+      <w:r>
+        <w:t xml:space="preserve">The refusing pharmacist hands the prescription to a colleague. The refusing OB-GYN provides the name of a clinic across town. Brock then anticipated and rejected the</w:t>
       </w:r>
       <w:r>
         <w:t xml:space="preserve"> </w:t>
@@ -962,7 +1369,7 @@
         <w:pStyle w:val="FirstParagraph"/>
       </w:pPr>
       <w:r>
-        <w:t xml:space="preserve">This is where the case stops being about refusal and starts being about its mirror. The philosophers who wrote the foundational defenses of conscientious refusal — Wicclair, Brock, even the dissenters Stahl and Emanuel — were arguing about a setting in which the contested care was legal and the contested clinician was the one declining to provide it. Lisa Harris and her co-authors at the</w:t>
+        <w:t xml:space="preserve">This is where the case stops being about refusal and starts being about its mirror. The classical defenders of conscientious refusal — Wicclair, Brock, even the dissenters Stahl and Emanuel — were arguing about a different setting. In their setting, the contested care was legal, and the contested clinician was the one declining to provide it. Lisa Harris and her co-authors at the</w:t>
       </w:r>
       <w:r>
         <w:t xml:space="preserve"> </w:t>
@@ -997,10 +1404,13 @@
         <w:t xml:space="preserve"> </w:t>
       </w:r>
       <w:r>
-        <w:t xml:space="preserve">“sword of Damocles”</w:t>
-      </w:r>
-      <w:r>
-        <w:t xml:space="preserve">: the contested care is now criminalized, and the contested clinician is the one who provides it</w:t>
+        <w:t xml:space="preserve">“sword of Damocles.”</w:t>
+      </w:r>
+      <w:r>
+        <w:t xml:space="preserve"> </w:t>
+      </w:r>
+      <w:r>
+        <w:t xml:space="preserve">The contested care is now criminalized. The contested clinician is the one who provides it</w:t>
       </w:r>
       <w:r>
         <w:t xml:space="preserve"> </w:t>
@@ -1040,7 +1450,7 @@
         <w:pStyle w:val="BodyText"/>
       </w:pPr>
       <w:r>
-        <w:t xml:space="preserve">The sharpened version of the inversion is given by Isa Ryan, Ashish Premkumar, and Katie Watson in the</w:t>
+        <w:t xml:space="preserve">The sharpened version of the inversion comes from Isa Ryan, Ashish Premkumar, and Katie Watson in the</w:t>
       </w:r>
       <w:r>
         <w:t xml:space="preserve"> </w:t>
@@ -1070,28 +1480,51 @@
         <w:t xml:space="preserve">)</w:t>
       </w:r>
       <w:r>
-        <w:t xml:space="preserve">. They draw a distinction that the classical conscience-clause literature mostly elides: between</w:t>
-      </w:r>
-      <w:r>
-        <w:t xml:space="preserve"> </w:t>
-      </w:r>
-      <w:r>
-        <w:t xml:space="preserve">personal morality</w:t>
-      </w:r>
-      <w:r>
-        <w:t xml:space="preserve"> </w:t>
-      </w:r>
-      <w:r>
-        <w:t xml:space="preserve">— the convictions one holds as a private individual — and</w:t>
-      </w:r>
-      <w:r>
-        <w:t xml:space="preserve"> </w:t>
-      </w:r>
-      <w:r>
-        <w:t xml:space="preserve">role morality</w:t>
-      </w:r>
-      <w:r>
-        <w:t xml:space="preserve">, the ethical obligations one takes on by accepting a professional role. The pre-</w:t>
+        <w:t xml:space="preserve">. They draw a distinction the classical literature mostly elides:</w:t>
+      </w:r>
+    </w:p>
+    <w:p>
+      <w:pPr>
+        <w:pStyle w:val="Compact"/>
+        <w:numPr>
+          <w:ilvl w:val="0"/>
+          <w:numId w:val="1013"/>
+        </w:numPr>
+      </w:pPr>
+      <w:r>
+        <w:t xml:space="preserve">Personal morality</w:t>
+      </w:r>
+      <w:r>
+        <w:t xml:space="preserve"> </w:t>
+      </w:r>
+      <w:r>
+        <w:t xml:space="preserve">— the convictions one holds as a private individual.</w:t>
+      </w:r>
+    </w:p>
+    <w:p>
+      <w:pPr>
+        <w:pStyle w:val="Compact"/>
+        <w:numPr>
+          <w:ilvl w:val="0"/>
+          <w:numId w:val="1013"/>
+        </w:numPr>
+      </w:pPr>
+      <w:r>
+        <w:t xml:space="preserve">Role morality</w:t>
+      </w:r>
+      <w:r>
+        <w:t xml:space="preserve"> </w:t>
+      </w:r>
+      <w:r>
+        <w:t xml:space="preserve">— the ethical obligations one takes on by accepting a professional role.</w:t>
+      </w:r>
+    </w:p>
+    <w:p>
+      <w:pPr>
+        <w:pStyle w:val="FirstParagraph"/>
+      </w:pPr>
+      <w:r>
+        <w:t xml:space="preserve">The pre-</w:t>
       </w:r>
       <w:r>
         <w:rPr>
@@ -1104,7 +1537,7 @@
         <w:t xml:space="preserve"> </w:t>
       </w:r>
       <w:r>
-        <w:t xml:space="preserve">conscience clause is a personal-morality protection: the pharmacist’s private view of emergency contraception is shielded from the role’s demands. Ryan and her co-authors argue that the post-</w:t>
+        <w:t xml:space="preserve">conscience clause is a personal-morality protection. The pharmacist’s private view of emergency contraception is shielded from the role’s demands. Ryan and her co-authors argue that the post-</w:t>
       </w:r>
       <w:r>
         <w:rPr>
@@ -1133,7 +1566,7 @@
         <w:t xml:space="preserve"> </w:t>
       </w:r>
       <w:r>
-        <w:t xml:space="preserve">analogue. Codes of professional ethics, they propose, should affirmatively protect clinicians who provide medically indicated care that their state has criminalized, because that provision is what the role itself requires.</w:t>
+        <w:t xml:space="preserve">analogue. Codes of professional ethics should protect clinicians who provide medically indicated care that their state has criminalized. That provision is what the role itself requires. In their words:</w:t>
       </w:r>
       <w:r>
         <w:t xml:space="preserve"> </w:t>
@@ -1159,7 +1592,7 @@
         <w:pStyle w:val="Compact"/>
         <w:numPr>
           <w:ilvl w:val="0"/>
-          <w:numId w:val="1004"/>
+          <w:numId w:val="1014"/>
         </w:numPr>
       </w:pPr>
       <w:r>
@@ -1171,7 +1604,7 @@
         <w:pStyle w:val="Compact"/>
         <w:numPr>
           <w:ilvl w:val="0"/>
-          <w:numId w:val="1004"/>
+          <w:numId w:val="1014"/>
         </w:numPr>
       </w:pPr>
       <w:r>
@@ -1183,7 +1616,7 @@
         <w:pStyle w:val="Compact"/>
         <w:numPr>
           <w:ilvl w:val="0"/>
-          <w:numId w:val="1004"/>
+          <w:numId w:val="1014"/>
         </w:numPr>
       </w:pPr>
       <w:r>
@@ -1195,7 +1628,7 @@
         <w:pStyle w:val="Compact"/>
         <w:numPr>
           <w:ilvl w:val="0"/>
-          <w:numId w:val="1004"/>
+          <w:numId w:val="1014"/>
         </w:numPr>
       </w:pPr>
       <w:r>
@@ -1207,7 +1640,7 @@
         <w:pStyle w:val="FirstParagraph"/>
       </w:pPr>
       <w:r>
-        <w:t xml:space="preserve">A defender of the asymmetry will press on the third premise. Refusal, the objection runs, is a negative claim — leave me out of it — that can be honored without anyone breaking the law; provision is a positive claim that, where care is illegal,</w:t>
+        <w:t xml:space="preserve">A defender of the asymmetry will press on the third premise. Refusal, the objection runs, is a negative claim —</w:t>
       </w:r>
       <w:r>
         <w:t xml:space="preserve"> </w:t>
@@ -1217,13 +1650,29 @@
           <w:i/>
           <w:iCs/>
         </w:rPr>
+        <w:t xml:space="preserve">leave me out of it</w:t>
+      </w:r>
+      <w:r>
+        <w:t xml:space="preserve"> </w:t>
+      </w:r>
+      <w:r>
+        <w:t xml:space="preserve">— that can be honored without anyone breaking the law. Provision is a positive claim that, where care is illegal,</w:t>
+      </w:r>
+      <w:r>
+        <w:t xml:space="preserve"> </w:t>
+      </w:r>
+      <w:r>
+        <w:rPr>
+          <w:i/>
+          <w:iCs/>
+        </w:rPr>
         <w:t xml:space="preserve">requires</w:t>
       </w:r>
       <w:r>
         <w:t xml:space="preserve"> </w:t>
       </w:r>
       <w:r>
-        <w:t xml:space="preserve">law-breaking, and that is too much to ask the profession to underwrite. Ryan and her co-authors anticipate the objection: they argue that the asymmetry is itself an artifact of the prior legal regime, not a deep feature of conscience, and that what the profession underwrites is not law-breaking as such but the role’s commitment to patient welfare when the law fails it.</w:t>
+        <w:t xml:space="preserve">law-breaking. That is too much to ask the profession to underwrite. Ryan and her co-authors anticipate the objection. They argue that the asymmetry is itself an artifact of the prior legal regime, not a deep feature of conscience. What the profession underwrites is not law-breaking as such. It is the role’s commitment to patient welfare when the law fails it.</w:t>
       </w:r>
     </w:p>
     <w:p>
@@ -1231,7 +1680,7 @@
         <w:pStyle w:val="BodyText"/>
       </w:pPr>
       <w:r>
-        <w:t xml:space="preserve">The case that haunts this move is not American. In October 2012, Savita Halappanavar, a thirty-one-year-old dentist living in Galway, was admitted to University Hospital Galway at seventeen weeks of pregnancy with an inevitable miscarriage. Her membranes had ruptured; the fetus was not viable. Irish law at the time prohibited abortion unless the woman’s life was at risk. The medical team waited several days for the fetal heartbeat to stop on its own. Halappanavar developed sepsis; by the time the pregnancy was terminated, the infection was uncontrollable. She died on October 28, 2012. The case galvanized Irish public opinion and led to the 2018 referendum that repealed the constitutional ban. Damla Karsan, in Houston in December 2023, was practicing in a legal environment that asked of her what Halappanavar’s physicians had been asked of in 2012 — to wait until a patient was sick enough.</w:t>
+        <w:t xml:space="preserve">The case that haunts this move is not American. In October 2012, Savita Halappanavar, a thirty-one-year-old dentist living in Galway, was admitted to University Hospital Galway at seventeen weeks of pregnancy with an inevitable miscarriage. Her membranes had ruptured. The fetus was not viable. Irish law at the time prohibited abortion unless the woman’s life was at risk. The medical team waited several days for the fetal heartbeat to stop on its own. Halappanavar developed sepsis. By the time the pregnancy was terminated, the infection was uncontrollable. She died on October 28, 2012. The case galvanized Irish public opinion and led to the 2018 referendum that repealed the constitutional ban. Damla Karsan, in Houston in December 2023, was practicing in a legal environment that asked of her what Halappanavar’s physicians had been asked of in 2012 — to wait until a patient was sick enough.</w:t>
       </w:r>
     </w:p>
     <w:bookmarkEnd w:id="13"/>
@@ -1294,31 +1743,73 @@
         <w:t xml:space="preserve"> </w:t>
       </w:r>
       <w:r>
-        <w:t xml:space="preserve">— entities that classical bioethics did not theorize as conscience-bearers at all.</w:t>
-      </w:r>
-    </w:p>
-    <w:p>
-      <w:pPr>
-        <w:pStyle w:val="BodyText"/>
-      </w:pPr>
-      <w:r>
-        <w:t xml:space="preserve">Roughly one in six U.S. acute-care hospital beds is now in a Catholic system, and in some states the share is much higher. Catholic hospital directives prohibit sterilization, most forms of contraception, and abortion even in cases like Cox’s; clinicians who work in those systems are bound by institutional conscience whether or not they share its commitments. A growing patchwork of state</w:t>
-      </w:r>
-      <w:r>
-        <w:t xml:space="preserve"> </w:t>
-      </w:r>
+        <w:t xml:space="preserve">— entities that classical bioethics did not theorize as conscience-bearers at all. Three current pressure points show the shape of the problem:</w:t>
+      </w:r>
+    </w:p>
+    <w:p>
+      <w:pPr>
+        <w:pStyle w:val="Compact"/>
+        <w:numPr>
+          <w:ilvl w:val="0"/>
+          <w:numId w:val="1015"/>
+        </w:numPr>
+      </w:pPr>
       <w:r>
         <w:rPr>
           <w:b/>
           <w:bCs/>
         </w:rPr>
-        <w:t xml:space="preserve">shield laws</w:t>
-      </w:r>
-      <w:r>
-        <w:t xml:space="preserve"> </w:t>
-      </w:r>
-      <w:r>
-        <w:t xml:space="preserve">— New York, Massachusetts, California, and others — now protect clinicians who mail mifepristone into states that ban it, posing the constitutional question of whether a state may reach across its borders to prosecute a doctor whose conduct is legal where she stands. The federal Emergency Medical Treatment and Labor Act (EMTALA), which requires hospitals to stabilize patients in emergencies, has come into direct conflict with state bans; the Supreme Court’s 2024 ruling in</w:t>
+        <w:t xml:space="preserve">Catholic hospital systems.</w:t>
+      </w:r>
+      <w:r>
+        <w:t xml:space="preserve"> </w:t>
+      </w:r>
+      <w:r>
+        <w:t xml:space="preserve">Roughly one in six U.S. acute-care hospital beds is now in a Catholic system, and in some states the share is much higher. Catholic hospital directives prohibit sterilization, most forms of contraception, and abortion even in cases like Cox’s. Clinicians who work in those systems are bound by institutional conscience whether or not they share its commitments.</w:t>
+      </w:r>
+    </w:p>
+    <w:p>
+      <w:pPr>
+        <w:pStyle w:val="Compact"/>
+        <w:numPr>
+          <w:ilvl w:val="0"/>
+          <w:numId w:val="1015"/>
+        </w:numPr>
+      </w:pPr>
+      <w:r>
+        <w:rPr>
+          <w:b/>
+          <w:bCs/>
+        </w:rPr>
+        <w:t xml:space="preserve">State shield laws.</w:t>
+      </w:r>
+      <w:r>
+        <w:t xml:space="preserve"> </w:t>
+      </w:r>
+      <w:r>
+        <w:t xml:space="preserve">A growing patchwork of state shield laws — New York, Massachusetts, California, and others — now protect clinicians who mail mifepristone into states that ban it. This poses the constitutional question of whether a state may reach across its borders to prosecute a doctor whose conduct is legal where she stands.</w:t>
+      </w:r>
+    </w:p>
+    <w:p>
+      <w:pPr>
+        <w:pStyle w:val="Compact"/>
+        <w:numPr>
+          <w:ilvl w:val="0"/>
+          <w:numId w:val="1015"/>
+        </w:numPr>
+      </w:pPr>
+      <w:r>
+        <w:rPr>
+          <w:b/>
+          <w:bCs/>
+        </w:rPr>
+        <w:t xml:space="preserve">EMTALA conflicts.</w:t>
+      </w:r>
+      <w:r>
+        <w:t xml:space="preserve"> </w:t>
+      </w:r>
+      <w:r>
+        <w:t xml:space="preserve">The federal Emergency Medical Treatment and Labor Act, which requires hospitals to stabilize patients in emergencies, has come into direct conflict with state bans. The Supreme Court’s 2024 ruling in</w:t>
       </w:r>
       <w:r>
         <w:t xml:space="preserve"> </w:t>
@@ -1339,10 +1830,66 @@
     </w:p>
     <w:p>
       <w:pPr>
-        <w:pStyle w:val="BodyText"/>
-      </w:pPr>
-      <w:r>
-        <w:t xml:space="preserve">These are not problems Wicclair or Brock anticipated. The framework they built for the individual clinician with a private moral commitment is being asked to do work it was not designed for — to mediate between state legislatures, federal statutes, religious health systems, and clinicians whose oaths now conflict with their licenses. The sharpened open question is no longer whether conscience matters in medicine. It is whose conscience the law should recognize when the conscience of a state, a hospital, and a physician all point in different directions.</w:t>
+        <w:pStyle w:val="FirstParagraph"/>
+      </w:pPr>
+      <w:r>
+        <w:t xml:space="preserve">These are not problems Wicclair or Brock anticipated. Their framework was built for the individual clinician with a private moral commitment. It is now being asked to mediate between four very different parties:</w:t>
+      </w:r>
+    </w:p>
+    <w:p>
+      <w:pPr>
+        <w:pStyle w:val="Compact"/>
+        <w:numPr>
+          <w:ilvl w:val="0"/>
+          <w:numId w:val="1016"/>
+        </w:numPr>
+      </w:pPr>
+      <w:r>
+        <w:t xml:space="preserve">State legislatures.</w:t>
+      </w:r>
+    </w:p>
+    <w:p>
+      <w:pPr>
+        <w:pStyle w:val="Compact"/>
+        <w:numPr>
+          <w:ilvl w:val="0"/>
+          <w:numId w:val="1016"/>
+        </w:numPr>
+      </w:pPr>
+      <w:r>
+        <w:t xml:space="preserve">Federal statutes.</w:t>
+      </w:r>
+    </w:p>
+    <w:p>
+      <w:pPr>
+        <w:pStyle w:val="Compact"/>
+        <w:numPr>
+          <w:ilvl w:val="0"/>
+          <w:numId w:val="1016"/>
+        </w:numPr>
+      </w:pPr>
+      <w:r>
+        <w:t xml:space="preserve">Religious health systems.</w:t>
+      </w:r>
+    </w:p>
+    <w:p>
+      <w:pPr>
+        <w:pStyle w:val="Compact"/>
+        <w:numPr>
+          <w:ilvl w:val="0"/>
+          <w:numId w:val="1016"/>
+        </w:numPr>
+      </w:pPr>
+      <w:r>
+        <w:t xml:space="preserve">Clinicians whose oaths now conflict with their licenses.</w:t>
+      </w:r>
+    </w:p>
+    <w:p>
+      <w:pPr>
+        <w:pStyle w:val="FirstParagraph"/>
+      </w:pPr>
+      <w:r>
+        <w:t xml:space="preserve">The sharpened open question is no longer whether conscience matters in medicine. It is whose conscience the law should recognize when the conscience of a state, a hospital, and a physician all point in different directions.</w:t>
       </w:r>
     </w:p>
     <w:bookmarkEnd w:id="14"/>
@@ -1360,7 +1907,7 @@
       <w:pPr>
         <w:numPr>
           <w:ilvl w:val="0"/>
-          <w:numId w:val="1005"/>
+          <w:numId w:val="1017"/>
         </w:numPr>
       </w:pPr>
       <w:r>
@@ -1416,7 +1963,7 @@
       <w:pPr>
         <w:numPr>
           <w:ilvl w:val="0"/>
-          <w:numId w:val="1005"/>
+          <w:numId w:val="1017"/>
         </w:numPr>
       </w:pPr>
       <w:r>
@@ -1427,7 +1974,7 @@
       <w:pPr>
         <w:numPr>
           <w:ilvl w:val="0"/>
-          <w:numId w:val="1005"/>
+          <w:numId w:val="1017"/>
         </w:numPr>
       </w:pPr>
       <w:r>
@@ -1454,7 +2001,7 @@
       <w:pPr>
         <w:numPr>
           <w:ilvl w:val="0"/>
-          <w:numId w:val="1005"/>
+          <w:numId w:val="1017"/>
         </w:numPr>
       </w:pPr>
       <w:r>
@@ -1465,7 +2012,7 @@
       <w:pPr>
         <w:numPr>
           <w:ilvl w:val="0"/>
-          <w:numId w:val="1005"/>
+          <w:numId w:val="1017"/>
         </w:numPr>
       </w:pPr>
       <w:r>
@@ -1503,7 +2050,7 @@
         <w:pStyle w:val="Compact"/>
         <w:numPr>
           <w:ilvl w:val="0"/>
-          <w:numId w:val="1006"/>
+          <w:numId w:val="1018"/>
         </w:numPr>
       </w:pPr>
       <w:r>
@@ -1534,7 +2081,7 @@
         <w:pStyle w:val="Compact"/>
         <w:numPr>
           <w:ilvl w:val="0"/>
-          <w:numId w:val="1006"/>
+          <w:numId w:val="1018"/>
         </w:numPr>
       </w:pPr>
       <w:r>
@@ -1578,7 +2125,7 @@
         <w:pStyle w:val="Compact"/>
         <w:numPr>
           <w:ilvl w:val="0"/>
-          <w:numId w:val="1006"/>
+          <w:numId w:val="1018"/>
         </w:numPr>
       </w:pPr>
       <w:r>
@@ -1597,7 +2144,7 @@
         <w:pStyle w:val="Compact"/>
         <w:numPr>
           <w:ilvl w:val="0"/>
-          <w:numId w:val="1006"/>
+          <w:numId w:val="1018"/>
         </w:numPr>
       </w:pPr>
       <w:r>
@@ -1625,7 +2172,7 @@
         <w:pStyle w:val="Compact"/>
         <w:numPr>
           <w:ilvl w:val="0"/>
-          <w:numId w:val="1006"/>
+          <w:numId w:val="1018"/>
         </w:numPr>
       </w:pPr>
       <w:r>
@@ -2248,6 +2795,21 @@
     <w:abstractNumId w:val="991"/>
   </w:num>
   <w:num w:numId="1002">
+    <w:abstractNumId w:val="991"/>
+  </w:num>
+  <w:num w:numId="1003">
+    <w:abstractNumId w:val="991"/>
+  </w:num>
+  <w:num w:numId="1004">
+    <w:abstractNumId w:val="991"/>
+  </w:num>
+  <w:num w:numId="1005">
+    <w:abstractNumId w:val="991"/>
+  </w:num>
+  <w:num w:numId="1006">
+    <w:abstractNumId w:val="991"/>
+  </w:num>
+  <w:num w:numId="1007">
     <w:abstractNumId w:val="99411"/>
     <w:lvlOverride w:ilvl="0">
       <w:startOverride w:val="1"/>
@@ -2277,7 +2839,10 @@
       <w:startOverride w:val="1"/>
     </w:lvlOverride>
   </w:num>
-  <w:num w:numId="1003">
+  <w:num w:numId="1008">
+    <w:abstractNumId w:val="991"/>
+  </w:num>
+  <w:num w:numId="1009">
     <w:abstractNumId w:val="99411"/>
     <w:lvlOverride w:ilvl="0">
       <w:startOverride w:val="1"/>
@@ -2307,7 +2872,7 @@
       <w:startOverride w:val="1"/>
     </w:lvlOverride>
   </w:num>
-  <w:num w:numId="1004">
+  <w:num w:numId="1010">
     <w:abstractNumId w:val="99411"/>
     <w:lvlOverride w:ilvl="0">
       <w:startOverride w:val="1"/>
@@ -2337,7 +2902,10 @@
       <w:startOverride w:val="1"/>
     </w:lvlOverride>
   </w:num>
-  <w:num w:numId="1005">
+  <w:num w:numId="1011">
+    <w:abstractNumId w:val="991"/>
+  </w:num>
+  <w:num w:numId="1012">
     <w:abstractNumId w:val="99411"/>
     <w:lvlOverride w:ilvl="0">
       <w:startOverride w:val="1"/>
@@ -2367,7 +2935,76 @@
       <w:startOverride w:val="1"/>
     </w:lvlOverride>
   </w:num>
-  <w:num w:numId="1006">
+  <w:num w:numId="1013">
+    <w:abstractNumId w:val="991"/>
+  </w:num>
+  <w:num w:numId="1014">
+    <w:abstractNumId w:val="99411"/>
+    <w:lvlOverride w:ilvl="0">
+      <w:startOverride w:val="1"/>
+    </w:lvlOverride>
+    <w:lvlOverride w:ilvl="1">
+      <w:startOverride w:val="1"/>
+    </w:lvlOverride>
+    <w:lvlOverride w:ilvl="2">
+      <w:startOverride w:val="1"/>
+    </w:lvlOverride>
+    <w:lvlOverride w:ilvl="3">
+      <w:startOverride w:val="1"/>
+    </w:lvlOverride>
+    <w:lvlOverride w:ilvl="4">
+      <w:startOverride w:val="1"/>
+    </w:lvlOverride>
+    <w:lvlOverride w:ilvl="5">
+      <w:startOverride w:val="1"/>
+    </w:lvlOverride>
+    <w:lvlOverride w:ilvl="6">
+      <w:startOverride w:val="1"/>
+    </w:lvlOverride>
+    <w:lvlOverride w:ilvl="7">
+      <w:startOverride w:val="1"/>
+    </w:lvlOverride>
+    <w:lvlOverride w:ilvl="8">
+      <w:startOverride w:val="1"/>
+    </w:lvlOverride>
+  </w:num>
+  <w:num w:numId="1015">
+    <w:abstractNumId w:val="991"/>
+  </w:num>
+  <w:num w:numId="1016">
+    <w:abstractNumId w:val="991"/>
+  </w:num>
+  <w:num w:numId="1017">
+    <w:abstractNumId w:val="99411"/>
+    <w:lvlOverride w:ilvl="0">
+      <w:startOverride w:val="1"/>
+    </w:lvlOverride>
+    <w:lvlOverride w:ilvl="1">
+      <w:startOverride w:val="1"/>
+    </w:lvlOverride>
+    <w:lvlOverride w:ilvl="2">
+      <w:startOverride w:val="1"/>
+    </w:lvlOverride>
+    <w:lvlOverride w:ilvl="3">
+      <w:startOverride w:val="1"/>
+    </w:lvlOverride>
+    <w:lvlOverride w:ilvl="4">
+      <w:startOverride w:val="1"/>
+    </w:lvlOverride>
+    <w:lvlOverride w:ilvl="5">
+      <w:startOverride w:val="1"/>
+    </w:lvlOverride>
+    <w:lvlOverride w:ilvl="6">
+      <w:startOverride w:val="1"/>
+    </w:lvlOverride>
+    <w:lvlOverride w:ilvl="7">
+      <w:startOverride w:val="1"/>
+    </w:lvlOverride>
+    <w:lvlOverride w:ilvl="8">
+      <w:startOverride w:val="1"/>
+    </w:lvlOverride>
+  </w:num>
+  <w:num w:numId="1018">
     <w:abstractNumId w:val="991"/>
   </w:num>
 </w:numbering>

--- a/docs/cases/04-kate-cox-karsan.docx
+++ b/docs/cases/04-kate-cox-karsan.docx
@@ -37,7 +37,7 @@
         <w:pStyle w:val="Date"/>
       </w:pPr>
       <w:r>
-        <w:t xml:space="preserve">2026-05-21</w:t>
+        <w:t xml:space="preserve">2026-05-29</w:t>
       </w:r>
     </w:p>
     <w:sdt>
@@ -59,7 +59,7 @@
         <w:p>
           <w:r>
             <w:fldChar w:fldCharType="begin" w:dirty="true"/>
-            <w:instrText xml:space="preserve">TOC \o "1-3" \h \z \u</w:instrText>
+            <w:instrText xml:space="preserve">TOC \o "1-2" \h \z \u</w:instrText>
             <w:fldChar w:fldCharType="separate"/>
             <w:fldChar w:fldCharType="end"/>
           </w:r>
@@ -173,6 +173,9 @@
         <w:t xml:space="preserve"> </w:t>
       </w:r>
       <w:r>
+        <w:rPr>
+          <w:rStyle w:val="KeyTerm"/>
+        </w:rPr>
         <w:t xml:space="preserve">conscientious refusal</w:t>
       </w:r>
       <w:r>
@@ -185,6 +188,9 @@
         <w:t xml:space="preserve"> </w:t>
       </w:r>
       <w:r>
+        <w:rPr>
+          <w:rStyle w:val="KeyTerm"/>
+        </w:rPr>
         <w:t xml:space="preserve">conscientious provision</w:t>
       </w:r>
       <w:r>
@@ -194,6 +200,9 @@
         <w:t xml:space="preserve"> </w:t>
       </w:r>
       <w:r>
+        <w:rPr>
+          <w:rStyle w:val="KeyTerm"/>
+        </w:rPr>
         <w:t xml:space="preserve">integrity</w:t>
       </w:r>
       <w:r>
@@ -380,7 +389,7 @@
     </w:p>
     <w:p>
       <w:pPr>
-        <w:pStyle w:val="BodyText"/>
+        <w:pStyle w:val="ContextBox"/>
       </w:pPr>
       <w:r>
         <w:rPr>
@@ -530,7 +539,7 @@
     </w:p>
     <w:p>
       <w:pPr>
-        <w:pStyle w:val="FirstParagraph"/>
+        <w:pStyle w:val="ContextBox"/>
       </w:pPr>
       <w:r>
         <w:rPr>
@@ -620,7 +629,7 @@
     </w:p>
     <w:p>
       <w:pPr>
-        <w:pStyle w:val="FirstParagraph"/>
+        <w:pStyle w:val="ContextBox"/>
       </w:pPr>
       <w:r>
         <w:t xml:space="preserve">A prosecutor may second-guess that call afterward. The physician bears the burden of proving the judgment was reasonable.</w:t>
@@ -653,6 +662,9 @@
         <w:t xml:space="preserve"> </w:t>
       </w:r>
       <w:r>
+        <w:rPr>
+          <w:rStyle w:val="KeyTerm"/>
+        </w:rPr>
         <w:t xml:space="preserve">temporary restraining order</w:t>
       </w:r>
       <w:r>
@@ -792,7 +804,7 @@
         <w:pStyle w:val="BodyText"/>
       </w:pPr>
       <w:r>
-        <w:t xml:space="preserve">The figure who interests us in what follows is not the patient but the physician. Damla Karsan had not been compelled to take Cox’s case. She could have referred Cox out of state — many Texas OB-GYNs did — and avoided the criminal exposure entirely. She chose instead to do three risky things:</w:t>
+        <w:t xml:space="preserve">What follows turns on the physician rather than the patient. Damla Karsan had not been compelled to take Cox’s case. She could have referred Cox out of state — many Texas OB-GYNs did — and avoided the criminal exposure entirely. She chose instead to do three risky things:</w:t>
       </w:r>
     </w:p>
     <w:p>
@@ -1369,7 +1381,7 @@
         <w:pStyle w:val="FirstParagraph"/>
       </w:pPr>
       <w:r>
-        <w:t xml:space="preserve">This is where the case stops being about refusal and starts being about its mirror. The classical defenders of conscientious refusal — Wicclair, Brock, even the dissenters Stahl and Emanuel — were arguing about a different setting. In their setting, the contested care was legal, and the contested clinician was the one declining to provide it. Lisa Harris and her co-authors at the</w:t>
+        <w:t xml:space="preserve">Here the question shifts from refusal to its mirror image, provision. The classical defenders of conscientious refusal — Wicclair, Brock, even the dissenters Stahl and Emanuel — were arguing about a different setting. In their setting, the contested care was legal, and the contested clinician was the one declining to provide it. Lisa Harris and her co-authors at the</w:t>
       </w:r>
       <w:r>
         <w:t xml:space="preserve"> </w:t>
@@ -1492,6 +1504,9 @@
         </w:numPr>
       </w:pPr>
       <w:r>
+        <w:rPr>
+          <w:rStyle w:val="KeyTerm"/>
+        </w:rPr>
         <w:t xml:space="preserve">Personal morality</w:t>
       </w:r>
       <w:r>
@@ -1510,6 +1525,9 @@
         </w:numPr>
       </w:pPr>
       <w:r>
+        <w:rPr>
+          <w:rStyle w:val="KeyTerm"/>
+        </w:rPr>
         <w:t xml:space="preserve">Role morality</w:t>
       </w:r>
       <w:r>
@@ -1680,7 +1698,7 @@
         <w:pStyle w:val="BodyText"/>
       </w:pPr>
       <w:r>
-        <w:t xml:space="preserve">The case that haunts this move is not American. In October 2012, Savita Halappanavar, a thirty-one-year-old dentist living in Galway, was admitted to University Hospital Galway at seventeen weeks of pregnancy with an inevitable miscarriage. Her membranes had ruptured. The fetus was not viable. Irish law at the time prohibited abortion unless the woman’s life was at risk. The medical team waited several days for the fetal heartbeat to stop on its own. Halappanavar developed sepsis. By the time the pregnancy was terminated, the infection was uncontrollable. She died on October 28, 2012. The case galvanized Irish public opinion and led to the 2018 referendum that repealed the constitutional ban. Damla Karsan, in Houston in December 2023, was practicing in a legal environment that asked of her what Halappanavar’s physicians had been asked of in 2012 — to wait until a patient was sick enough.</w:t>
+        <w:t xml:space="preserve">One case from outside the United States shows what is at stake. In October 2012, Savita Halappanavar, a thirty-one-year-old dentist living in Galway, was admitted to University Hospital Galway at seventeen weeks of pregnancy with an inevitable miscarriage. Her membranes had ruptured. The fetus was not viable. Irish law at the time prohibited abortion unless the woman’s life was at risk. The medical team waited several days for the fetal heartbeat to stop on its own. Halappanavar developed sepsis. By the time the pregnancy was terminated, the infection was uncontrollable. She died on October 28, 2012. The case galvanized Irish public opinion and led to the 2018 referendum that repealed the constitutional ban. Damla Karsan, in Houston in December 2023, was practicing in a legal environment that posed the same demand Halappanavar’s physicians had faced in 2012: to wait until a patient was sick enough to qualify.</w:t>
       </w:r>
     </w:p>
     <w:bookmarkEnd w:id="13"/>
@@ -3011,7 +3029,7 @@
 </file>
 
 <file path=word/styles.xml><?xml version="1.0" encoding="utf-8"?>
-<w:styles xmlns:r="http://schemas.openxmlformats.org/officeDocument/2006/relationships" xmlns:w="http://schemas.openxmlformats.org/wordprocessingml/2006/main">
+<w:styles xmlns:w="http://schemas.openxmlformats.org/wordprocessingml/2006/main">
   <w:docDefaults>
     <w:rPrDefault>
       <w:rPr>
@@ -3031,6 +3049,16 @@
   <w:style w:default="1" w:styleId="Normal" w:type="paragraph">
     <w:name w:val="Normal"/>
     <w:qFormat/>
+    <w:rPr>
+      <w:sz w:val="22"/>
+      <w:szCs w:val="22"/>
+      <w:color w:val="1a1a1a"/>
+      <w:rFonts w:ascii="Cambria" w:cs="Cambria" w:hAnsi="Cambria"/>
+    </w:rPr>
+    <w:pPr>
+      <w:spacing w:after="120" w:line="288" w:lineRule="auto"/>
+      <w:jc w:val="both"/>
+    </w:pPr>
   </w:style>
   <w:style w:styleId="BodyText" w:type="paragraph">
     <w:name w:val="Body Text"/>
@@ -3064,14 +3092,18 @@
     <w:qFormat/>
     <w:rsid w:val="00A10FD9"/>
     <w:pPr>
-      <w:spacing w:after="80" w:line="240" w:lineRule="auto"/>
-      <w:contextualSpacing/>
+      <w:spacing w:after="120" w:before="0"/>
       <w:jc w:val="center"/>
+      <w:pBdr>
+        <w:bottom w:color="6b1f2b" w:space="4" w:sz="8" w:val="single"/>
+      </w:pBdr>
     </w:pPr>
     <w:rPr>
-      <w:rFonts w:asciiTheme="majorHAnsi" w:cstheme="majorBidi" w:eastAsiaTheme="majorEastAsia" w:hAnsiTheme="majorHAnsi"/>
-      <w:sz w:val="56"/>
-      <w:szCs w:val="56"/>
+      <w:b/>
+      <w:sz w:val="48"/>
+      <w:szCs w:val="48"/>
+      <w:color w:val="6b1f2b"/>
+      <w:rFonts w:ascii="EB Garamond" w:cs="EB Garamond" w:hAnsi="EB Garamond"/>
     </w:rPr>
   </w:style>
   <w:style w:customStyle="1" w:styleId="TitleChar" w:type="character">
@@ -3095,15 +3127,15 @@
     <w:qFormat/>
     <w:rsid w:val="00A10FD9"/>
     <w:pPr>
-      <w:numPr>
-        <w:ilvl w:val="1"/>
-      </w:numPr>
+      <w:spacing w:after="240" w:before="120"/>
+      <w:jc w:val="center"/>
     </w:pPr>
     <w:rPr>
-      <w:rFonts w:cstheme="majorBidi" w:eastAsiaTheme="majorEastAsia"/>
-      <w:spacing w:val="15"/>
-      <w:sz w:val="28"/>
-      <w:szCs w:val="28"/>
+      <w:i/>
+      <w:sz w:val="26"/>
+      <w:szCs w:val="26"/>
+      <w:color w:val="555555"/>
+      <w:rFonts w:ascii="EB Garamond" w:cs="EB Garamond" w:hAnsi="EB Garamond"/>
     </w:rPr>
   </w:style>
   <w:style w:customStyle="1" w:styleId="SubtitleChar" w:type="character">
@@ -3126,12 +3158,15 @@
     <w:next w:val="BodyText"/>
     <w:qFormat/>
     <w:pPr>
-      <w:keepNext/>
-      <w:keepLines/>
+      <w:spacing w:after="60"/>
+      <w:jc w:val="center"/>
     </w:pPr>
     <w:rPr>
-      <w:sz w:val="24"/>
-      <w:szCs w:val="24"/>
+      <w:smallCaps/>
+      <w:sz w:val="20"/>
+      <w:szCs w:val="20"/>
+      <w:color w:val="555555"/>
+      <w:rFonts w:ascii="EB Garamond" w:cs="EB Garamond" w:hAnsi="EB Garamond"/>
     </w:rPr>
   </w:style>
   <w:style w:styleId="Date" w:type="paragraph">
@@ -3140,12 +3175,15 @@
     <w:next w:val="BodyText"/>
     <w:qFormat/>
     <w:pPr>
-      <w:keepNext/>
-      <w:keepLines/>
+      <w:spacing w:after="60"/>
+      <w:jc w:val="center"/>
     </w:pPr>
     <w:rPr>
-      <w:sz w:val="24"/>
-      <w:szCs w:val="24"/>
+      <w:smallCaps/>
+      <w:sz w:val="20"/>
+      <w:szCs w:val="20"/>
+      <w:color w:val="555555"/>
+      <w:rFonts w:ascii="EB Garamond" w:cs="EB Garamond" w:hAnsi="EB Garamond"/>
     </w:rPr>
   </w:style>
   <w:style w:customStyle="1" w:styleId="AbstractTitle" w:type="paragraph">
@@ -3197,16 +3235,19 @@
     <w:qFormat/>
     <w:rsid w:val="00A10FD9"/>
     <w:pPr>
+      <w:spacing w:after="120" w:before="360"/>
+      <w:pBdr>
+        <w:bottom w:color="6b1f2b" w:space="2" w:sz="4" w:val="single"/>
+      </w:pBdr>
       <w:keepNext/>
-      <w:keepLines/>
-      <w:spacing w:after="80" w:before="360"/>
-      <w:outlineLvl w:val="0"/>
     </w:pPr>
     <w:rPr>
-      <w:rFonts w:asciiTheme="majorHAnsi" w:cstheme="majorBidi" w:eastAsiaTheme="majorEastAsia" w:hAnsiTheme="majorHAnsi"/>
-      <w:color w:themeColor="accent1" w:themeShade="BF" w:val="0F4761"/>
-      <w:sz w:val="40"/>
-      <w:szCs w:val="40"/>
+      <w:b/>
+      <w:smallCaps/>
+      <w:sz w:val="30"/>
+      <w:szCs w:val="30"/>
+      <w:color w:val="6b1f2b"/>
+      <w:rFonts w:ascii="EB Garamond" w:cs="EB Garamond" w:hAnsi="EB Garamond"/>
     </w:rPr>
   </w:style>
   <w:style w:styleId="Heading2" w:type="paragraph">
@@ -3220,16 +3261,16 @@
     <w:qFormat/>
     <w:rsid w:val="00A10FD9"/>
     <w:pPr>
+      <w:spacing w:after="80" w:before="240"/>
       <w:keepNext/>
-      <w:keepLines/>
-      <w:spacing w:after="80" w:before="160"/>
-      <w:outlineLvl w:val="1"/>
     </w:pPr>
     <w:rPr>
-      <w:rFonts w:asciiTheme="majorHAnsi" w:cstheme="majorBidi" w:eastAsiaTheme="majorEastAsia" w:hAnsiTheme="majorHAnsi"/>
-      <w:color w:themeColor="accent1" w:themeShade="BF" w:val="0F4761"/>
-      <w:sz w:val="32"/>
-      <w:szCs w:val="32"/>
+      <w:b/>
+      <w:i/>
+      <w:sz w:val="26"/>
+      <w:szCs w:val="26"/>
+      <w:color w:val="1f4e5f"/>
+      <w:rFonts w:ascii="EB Garamond" w:cs="EB Garamond" w:hAnsi="EB Garamond"/>
     </w:rPr>
   </w:style>
   <w:style w:styleId="Heading3" w:type="paragraph">
@@ -3243,16 +3284,15 @@
     <w:qFormat/>
     <w:rsid w:val="00A10FD9"/>
     <w:pPr>
+      <w:spacing w:after="60" w:before="180"/>
       <w:keepNext/>
-      <w:keepLines/>
-      <w:spacing w:after="80" w:before="160"/>
-      <w:outlineLvl w:val="2"/>
     </w:pPr>
     <w:rPr>
-      <w:rFonts w:cstheme="majorBidi" w:eastAsiaTheme="majorEastAsia"/>
-      <w:color w:themeColor="accent1" w:themeShade="BF" w:val="0F4761"/>
-      <w:sz w:val="28"/>
-      <w:szCs w:val="28"/>
+      <w:b/>
+      <w:sz w:val="22"/>
+      <w:szCs w:val="22"/>
+      <w:color w:val="1a1a1a"/>
+      <w:rFonts w:ascii="EB Garamond" w:cs="EB Garamond" w:hAnsi="EB Garamond"/>
     </w:rPr>
   </w:style>
   <w:style w:styleId="Heading4" w:type="paragraph">
@@ -3514,9 +3554,17 @@
     <w:unhideWhenUsed/>
     <w:qFormat/>
     <w:pPr>
-      <w:spacing w:after="100" w:before="100"/>
-      <w:ind w:firstLine="0" w:left="480" w:right="480"/>
+      <w:spacing w:after="120" w:before="120" w:line="288" w:lineRule="auto"/>
+      <w:ind w:left="720" w:right="720"/>
+      <w:jc w:val="both"/>
     </w:pPr>
+    <w:rPr>
+      <w:i/>
+      <w:sz w:val="22"/>
+      <w:szCs w:val="22"/>
+      <w:color w:val="333333"/>
+      <w:rFonts w:ascii="Cambria" w:cs="Cambria" w:hAnsi="Cambria"/>
+    </w:rPr>
   </w:style>
   <w:style w:styleId="FootnoteText" w:type="paragraph">
     <w:name w:val="Footnote Text"/>
@@ -3589,10 +3637,15 @@
     <w:basedOn w:val="Normal"/>
     <w:link w:val="BodyTextChar"/>
     <w:pPr>
-      <w:spacing w:after="120" w:before="0"/>
+      <w:spacing w:after="180" w:before="60"/>
+      <w:jc w:val="center"/>
     </w:pPr>
     <w:rPr>
       <w:i/>
+      <w:sz w:val="18"/>
+      <w:szCs w:val="18"/>
+      <w:color w:val="555555"/>
+      <w:rFonts w:ascii="Cambria" w:cs="Cambria" w:hAnsi="Cambria"/>
     </w:rPr>
   </w:style>
   <w:style w:customStyle="1" w:styleId="TableCaption" w:type="paragraph">
@@ -3666,232 +3719,358 @@
       <w:color w:themeColor="accent1" w:themeShade="BF" w:val="365F91"/>
     </w:rPr>
   </w:style>
+  <w:style w:styleId="CaseGlance" w:type="paragraph">
+    <w:name w:val="CaseGlance"/>
+    <w:basedOn w:val="Normal"/>
+    <w:next w:val="Normal"/>
+    <w:qFormat/>
+    <w:pPr>
+      <w:spacing w:after="120" w:before="120" w:line="276" w:lineRule="auto"/>
+      <w:ind w:left="200" w:right="200"/>
+      <w:jc w:val="left"/>
+      <w:pBdr>
+        <w:bottom w:color="6b1f2b" w:space="4" w:sz="6" w:val="single"/>
+      </w:pBdr>
+      <w:shd w:color="auto" w:fill="F7F1E3" w:val="clear"/>
+    </w:pPr>
+    <w:rPr>
+      <w:sz w:val="20"/>
+      <w:szCs w:val="20"/>
+      <w:color w:val="1a1a1a"/>
+      <w:rFonts w:ascii="Cambria" w:cs="Cambria" w:hAnsi="Cambria"/>
+    </w:rPr>
+  </w:style>
+  <w:style w:styleId="ContextBox" w:type="paragraph">
+    <w:name w:val="ContextBox"/>
+    <w:basedOn w:val="Normal"/>
+    <w:next w:val="Normal"/>
+    <w:qFormat/>
+    <w:pPr>
+      <w:spacing w:after="120" w:before="120" w:line="276" w:lineRule="auto"/>
+      <w:ind w:left="240" w:right="120"/>
+      <w:jc w:val="left"/>
+      <w:shd w:color="auto" w:fill="EAF2F4" w:val="clear"/>
+    </w:pPr>
+    <w:rPr>
+      <w:sz w:val="20"/>
+      <w:szCs w:val="20"/>
+      <w:color w:val="1a1a1a"/>
+      <w:rFonts w:ascii="Cambria" w:cs="Cambria" w:hAnsi="Cambria"/>
+    </w:rPr>
+  </w:style>
+  <w:style w:styleId="CalloutNote" w:type="paragraph">
+    <w:name w:val="CalloutNote"/>
+    <w:basedOn w:val="Normal"/>
+    <w:next w:val="Normal"/>
+    <w:qFormat/>
+    <w:pPr>
+      <w:spacing w:after="120" w:before="120"/>
+      <w:ind w:left="240"/>
+      <w:shd w:color="auto" w:fill="F5F0EA" w:val="clear"/>
+    </w:pPr>
+    <w:rPr>
+      <w:i/>
+      <w:sz w:val="20"/>
+      <w:szCs w:val="20"/>
+      <w:color w:val="333333"/>
+      <w:rFonts w:ascii="Cambria" w:cs="Cambria" w:hAnsi="Cambria"/>
+    </w:rPr>
+  </w:style>
+  <w:style w:styleId="PullQuote" w:type="paragraph">
+    <w:name w:val="PullQuote"/>
+    <w:basedOn w:val="Normal"/>
+    <w:next w:val="Normal"/>
+    <w:qFormat/>
+    <w:pPr>
+      <w:spacing w:after="180" w:before="180" w:line="312" w:lineRule="auto"/>
+      <w:ind w:left="720" w:right="720"/>
+      <w:jc w:val="center"/>
+    </w:pPr>
+    <w:rPr>
+      <w:i/>
+      <w:sz w:val="28"/>
+      <w:szCs w:val="28"/>
+      <w:color w:val="6b1f2b"/>
+      <w:rFonts w:ascii="EB Garamond" w:cs="EB Garamond" w:hAnsi="EB Garamond"/>
+    </w:rPr>
+  </w:style>
+  <w:style w:styleId="KeyTerm" w:type="character">
+    <w:name w:val="KeyTerm"/>
+    <w:qFormat/>
+    <w:rPr>
+      <w:b/>
+      <w:smallCaps/>
+      <w:color w:val="6b1f2b"/>
+    </w:rPr>
+  </w:style>
   <w:style w:type="paragraph" w:customStyle="1" w:styleId="SourceCode">
     <w:name w:val="Source Code"/>
     <w:basedOn w:val="Normal"/>
     <w:link w:val="VerbatimChar"/>
     <w:pPr>
       <w:wordWrap w:val="off"/>
+      <w:shd w:val="clear" w:fill="f8f8f8"/>
     </w:pPr>
   </w:style>
   <w:style w:type="character" w:customStyle="1" w:styleId="KeywordTok">
     <w:name w:val="KeywordTok"/>
     <w:basedOn w:val="VerbatimChar"/>
     <w:rPr>
-      <w:color w:val="d73a49"/>
+      <w:b/>
+      <w:color w:val="204a87"/>
+      <w:shd w:val="clear" w:fill="f8f8f8"/>
     </w:rPr>
   </w:style>
   <w:style w:type="character" w:customStyle="1" w:styleId="DataTypeTok">
     <w:name w:val="DataTypeTok"/>
     <w:basedOn w:val="VerbatimChar"/>
     <w:rPr>
-      <w:color w:val="d73a49"/>
+      <w:color w:val="204a87"/>
+      <w:shd w:val="clear" w:fill="f8f8f8"/>
     </w:rPr>
   </w:style>
   <w:style w:type="character" w:customStyle="1" w:styleId="DecValTok">
     <w:name w:val="DecValTok"/>
     <w:basedOn w:val="VerbatimChar"/>
     <w:rPr>
-      <w:color w:val="005cc5"/>
+      <w:color w:val="0000cf"/>
+      <w:shd w:val="clear" w:fill="f8f8f8"/>
     </w:rPr>
   </w:style>
   <w:style w:type="character" w:customStyle="1" w:styleId="BaseNTok">
     <w:name w:val="BaseNTok"/>
     <w:basedOn w:val="VerbatimChar"/>
     <w:rPr>
-      <w:color w:val="005cc5"/>
+      <w:color w:val="0000cf"/>
+      <w:shd w:val="clear" w:fill="f8f8f8"/>
     </w:rPr>
   </w:style>
   <w:style w:type="character" w:customStyle="1" w:styleId="FloatTok">
     <w:name w:val="FloatTok"/>
     <w:basedOn w:val="VerbatimChar"/>
     <w:rPr>
-      <w:color w:val="005cc5"/>
+      <w:color w:val="0000cf"/>
+      <w:shd w:val="clear" w:fill="f8f8f8"/>
     </w:rPr>
   </w:style>
   <w:style w:type="character" w:customStyle="1" w:styleId="ConstantTok">
     <w:name w:val="ConstantTok"/>
     <w:basedOn w:val="VerbatimChar"/>
     <w:rPr>
-      <w:color w:val="005cc5"/>
+      <w:color w:val="8f5902"/>
+      <w:shd w:val="clear" w:fill="f8f8f8"/>
     </w:rPr>
   </w:style>
   <w:style w:type="character" w:customStyle="1" w:styleId="CharTok">
     <w:name w:val="CharTok"/>
     <w:basedOn w:val="VerbatimChar"/>
     <w:rPr>
-      <w:color w:val="032f62"/>
+      <w:color w:val="4e9a06"/>
+      <w:shd w:val="clear" w:fill="f8f8f8"/>
     </w:rPr>
   </w:style>
   <w:style w:type="character" w:customStyle="1" w:styleId="SpecialCharTok">
     <w:name w:val="SpecialCharTok"/>
     <w:basedOn w:val="VerbatimChar"/>
     <w:rPr>
-      <w:color w:val="005cc5"/>
+      <w:b/>
+      <w:color w:val="ce5c00"/>
+      <w:shd w:val="clear" w:fill="f8f8f8"/>
     </w:rPr>
   </w:style>
   <w:style w:type="character" w:customStyle="1" w:styleId="StringTok">
     <w:name w:val="StringTok"/>
     <w:basedOn w:val="VerbatimChar"/>
     <w:rPr>
-      <w:color w:val="032f62"/>
+      <w:color w:val="4e9a06"/>
+      <w:shd w:val="clear" w:fill="f8f8f8"/>
     </w:rPr>
   </w:style>
   <w:style w:type="character" w:customStyle="1" w:styleId="VerbatimStringTok">
     <w:name w:val="VerbatimStringTok"/>
     <w:basedOn w:val="VerbatimChar"/>
     <w:rPr>
-      <w:color w:val="032f62"/>
+      <w:color w:val="4e9a06"/>
+      <w:shd w:val="clear" w:fill="f8f8f8"/>
     </w:rPr>
   </w:style>
   <w:style w:type="character" w:customStyle="1" w:styleId="SpecialStringTok">
     <w:name w:val="SpecialStringTok"/>
     <w:basedOn w:val="VerbatimChar"/>
     <w:rPr>
-      <w:color w:val="032f62"/>
+      <w:color w:val="4e9a06"/>
+      <w:shd w:val="clear" w:fill="f8f8f8"/>
     </w:rPr>
   </w:style>
   <w:style w:type="character" w:customStyle="1" w:styleId="ImportTok">
     <w:name w:val="ImportTok"/>
     <w:basedOn w:val="VerbatimChar"/>
     <w:rPr>
-      <w:color w:val="032f62"/>
+      <w:shd w:val="clear" w:fill="f8f8f8"/>
     </w:rPr>
   </w:style>
   <w:style w:type="character" w:customStyle="1" w:styleId="CommentTok">
     <w:name w:val="CommentTok"/>
     <w:basedOn w:val="VerbatimChar"/>
     <w:rPr>
-      <w:color w:val="6a737d"/>
+      <w:i/>
+      <w:color w:val="8f5902"/>
+      <w:shd w:val="clear" w:fill="f8f8f8"/>
     </w:rPr>
   </w:style>
   <w:style w:type="character" w:customStyle="1" w:styleId="DocumentationTok">
     <w:name w:val="DocumentationTok"/>
     <w:basedOn w:val="VerbatimChar"/>
     <w:rPr>
-      <w:color w:val="6a737d"/>
+      <w:b/>
+      <w:i/>
+      <w:color w:val="8f5902"/>
+      <w:shd w:val="clear" w:fill="f8f8f8"/>
     </w:rPr>
   </w:style>
   <w:style w:type="character" w:customStyle="1" w:styleId="AnnotationTok">
     <w:name w:val="AnnotationTok"/>
     <w:basedOn w:val="VerbatimChar"/>
     <w:rPr>
-      <w:color w:val="6a737d"/>
+      <w:b/>
+      <w:i/>
+      <w:color w:val="8f5902"/>
+      <w:shd w:val="clear" w:fill="f8f8f8"/>
     </w:rPr>
   </w:style>
   <w:style w:type="character" w:customStyle="1" w:styleId="CommentVarTok">
     <w:name w:val="CommentVarTok"/>
     <w:basedOn w:val="VerbatimChar"/>
     <w:rPr>
-      <w:color w:val="6a737d"/>
+      <w:b/>
+      <w:i/>
+      <w:color w:val="8f5902"/>
+      <w:shd w:val="clear" w:fill="f8f8f8"/>
     </w:rPr>
   </w:style>
   <w:style w:type="character" w:customStyle="1" w:styleId="OtherTok">
     <w:name w:val="OtherTok"/>
     <w:basedOn w:val="VerbatimChar"/>
     <w:rPr>
-      <w:color w:val="6f42c1"/>
+      <w:color w:val="8f5902"/>
+      <w:shd w:val="clear" w:fill="f8f8f8"/>
     </w:rPr>
   </w:style>
   <w:style w:type="character" w:customStyle="1" w:styleId="FunctionTok">
     <w:name w:val="FunctionTok"/>
     <w:basedOn w:val="VerbatimChar"/>
     <w:rPr>
-      <w:color w:val="6f42c1"/>
+      <w:b/>
+      <w:color w:val="204a87"/>
+      <w:shd w:val="clear" w:fill="f8f8f8"/>
     </w:rPr>
   </w:style>
   <w:style w:type="character" w:customStyle="1" w:styleId="VariableTok">
     <w:name w:val="VariableTok"/>
     <w:basedOn w:val="VerbatimChar"/>
     <w:rPr>
-      <w:color w:val="e36209"/>
+      <w:color w:val="000000"/>
+      <w:shd w:val="clear" w:fill="f8f8f8"/>
     </w:rPr>
   </w:style>
   <w:style w:type="character" w:customStyle="1" w:styleId="ControlFlowTok">
     <w:name w:val="ControlFlowTok"/>
     <w:basedOn w:val="VerbatimChar"/>
     <w:rPr>
-      <w:color w:val="d73a49"/>
+      <w:b/>
+      <w:color w:val="204a87"/>
+      <w:shd w:val="clear" w:fill="f8f8f8"/>
     </w:rPr>
   </w:style>
   <w:style w:type="character" w:customStyle="1" w:styleId="OperatorTok">
     <w:name w:val="OperatorTok"/>
     <w:basedOn w:val="VerbatimChar"/>
     <w:rPr>
-      <w:color w:val="24292e"/>
+      <w:b/>
+      <w:color w:val="ce5c00"/>
+      <w:shd w:val="clear" w:fill="f8f8f8"/>
     </w:rPr>
   </w:style>
   <w:style w:type="character" w:customStyle="1" w:styleId="BuiltInTok">
     <w:name w:val="BuiltInTok"/>
     <w:basedOn w:val="VerbatimChar"/>
     <w:rPr>
-      <w:color w:val="d73a49"/>
+      <w:shd w:val="clear" w:fill="f8f8f8"/>
     </w:rPr>
   </w:style>
   <w:style w:type="character" w:customStyle="1" w:styleId="ExtensionTok">
     <w:name w:val="ExtensionTok"/>
     <w:basedOn w:val="VerbatimChar"/>
     <w:rPr>
-      <w:b/>
-      <w:color w:val="d73a49"/>
+      <w:shd w:val="clear" w:fill="f8f8f8"/>
     </w:rPr>
   </w:style>
   <w:style w:type="character" w:customStyle="1" w:styleId="PreprocessorTok">
     <w:name w:val="PreprocessorTok"/>
     <w:basedOn w:val="VerbatimChar"/>
     <w:rPr>
-      <w:color w:val="d73a49"/>
+      <w:i/>
+      <w:color w:val="8f5902"/>
+      <w:shd w:val="clear" w:fill="f8f8f8"/>
     </w:rPr>
   </w:style>
   <w:style w:type="character" w:customStyle="1" w:styleId="AttributeTok">
     <w:name w:val="AttributeTok"/>
     <w:basedOn w:val="VerbatimChar"/>
     <w:rPr>
-      <w:color w:val="d73a49"/>
+      <w:color w:val="204a87"/>
+      <w:shd w:val="clear" w:fill="f8f8f8"/>
     </w:rPr>
   </w:style>
   <w:style w:type="character" w:customStyle="1" w:styleId="RegionMarkerTok">
     <w:name w:val="RegionMarkerTok"/>
     <w:basedOn w:val="VerbatimChar"/>
     <w:rPr>
-      <w:color w:val="6a737d"/>
+      <w:shd w:val="clear" w:fill="f8f8f8"/>
     </w:rPr>
   </w:style>
   <w:style w:type="character" w:customStyle="1" w:styleId="InformationTok">
     <w:name w:val="InformationTok"/>
     <w:basedOn w:val="VerbatimChar"/>
     <w:rPr>
-      <w:color w:val="6a737d"/>
+      <w:b/>
+      <w:i/>
+      <w:color w:val="8f5902"/>
+      <w:shd w:val="clear" w:fill="f8f8f8"/>
     </w:rPr>
   </w:style>
   <w:style w:type="character" w:customStyle="1" w:styleId="WarningTok">
     <w:name w:val="WarningTok"/>
     <w:basedOn w:val="VerbatimChar"/>
     <w:rPr>
-      <w:color w:val="ff5555"/>
+      <w:b/>
+      <w:i/>
+      <w:color w:val="8f5902"/>
+      <w:shd w:val="clear" w:fill="f8f8f8"/>
     </w:rPr>
   </w:style>
   <w:style w:type="character" w:customStyle="1" w:styleId="AlertTok">
     <w:name w:val="AlertTok"/>
     <w:basedOn w:val="VerbatimChar"/>
     <w:rPr>
-      <w:b/>
-      <w:color w:val="ff5555"/>
+      <w:color w:val="ef2929"/>
+      <w:shd w:val="clear" w:fill="f8f8f8"/>
     </w:rPr>
   </w:style>
   <w:style w:type="character" w:customStyle="1" w:styleId="ErrorTok">
     <w:name w:val="ErrorTok"/>
     <w:basedOn w:val="VerbatimChar"/>
     <w:rPr>
-      <w:color w:val="ff5555"/>
-      <w:u/>
+      <w:b/>
+      <w:color w:val="a40000"/>
+      <w:shd w:val="clear" w:fill="f8f8f8"/>
     </w:rPr>
   </w:style>
   <w:style w:type="character" w:customStyle="1" w:styleId="NormalTok">
     <w:name w:val="NormalTok"/>
     <w:basedOn w:val="VerbatimChar"/>
     <w:rPr>
-      <w:color w:val="24292e"/>
+      <w:shd w:val="clear" w:fill="f8f8f8"/>
     </w:rPr>
   </w:style>
 </w:styles>

--- a/docs/cases/04-kate-cox-karsan.docx
+++ b/docs/cases/04-kate-cox-karsan.docx
@@ -37,7 +37,7 @@
         <w:pStyle w:val="Date"/>
       </w:pPr>
       <w:r>
-        <w:t xml:space="preserve">2026-05-29</w:t>
+        <w:t xml:space="preserve">2026-06-18</w:t>
       </w:r>
     </w:p>
     <w:sdt>
@@ -953,7 +953,7 @@
         <w:pStyle w:val="FirstParagraph"/>
       </w:pPr>
       <w:r>
-        <w:t xml:space="preserve">The foundational defense of conscience clauses, given its sharpest form by the bioethicist Mark Wicclair, holds that being asked to perform an act one believes to be deeply wrong is being asked to damage one’s own moral integrity. Moral integrity is itself a basic human good that medicine should respect</w:t>
+        <w:t xml:space="preserve">The foundational defense of conscience clauses, given its fullest form by the bioethicist Mark Wicclair, holds that being asked to perform an act one believes to be deeply wrong is being asked to damage one’s own moral integrity. Moral integrity is itself a basic human good that medicine should respect</w:t>
       </w:r>
       <w:r>
         <w:t xml:space="preserve"> </w:t>
@@ -1462,7 +1462,7 @@
         <w:pStyle w:val="BodyText"/>
       </w:pPr>
       <w:r>
-        <w:t xml:space="preserve">The sharpened version of the inversion comes from Isa Ryan, Ashish Premkumar, and Katie Watson in the</w:t>
+        <w:t xml:space="preserve">The strongest version of the inversion comes from Isa Ryan, Ashish Premkumar, and Katie Watson in the</w:t>
       </w:r>
       <w:r>
         <w:t xml:space="preserve"> </w:t>
@@ -1907,7 +1907,7 @@
         <w:pStyle w:val="FirstParagraph"/>
       </w:pPr>
       <w:r>
-        <w:t xml:space="preserve">The sharpened open question is no longer whether conscience matters in medicine. It is whose conscience the law should recognize when the conscience of a state, a hospital, and a physician all point in different directions.</w:t>
+        <w:t xml:space="preserve">The question that remains is no longer whether conscience matters in medicine. It is whose conscience the law should recognize when the conscience of a state, a hospital, and a physician all point in different directions.</w:t>
       </w:r>
     </w:p>
     <w:bookmarkEnd w:id="14"/>

--- a/docs/cases/04-kate-cox-karsan.docx
+++ b/docs/cases/04-kate-cox-karsan.docx
@@ -37,7 +37,7 @@
         <w:pStyle w:val="Date"/>
       </w:pPr>
       <w:r>
-        <w:t xml:space="preserve">2026-06-18</w:t>
+        <w:t xml:space="preserve">2026-08-03</w:t>
       </w:r>
     </w:p>
     <w:sdt>
@@ -1805,7 +1805,7 @@
         <w:t xml:space="preserve"> </w:t>
       </w:r>
       <w:r>
-        <w:t xml:space="preserve">A growing patchwork of state shield laws — New York, Massachusetts, California, and others — now protect clinicians who mail mifepristone into states that ban it. This poses the constitutional question of whether a state may reach across its borders to prosecute a doctor whose conduct is legal where she stands.</w:t>
+        <w:t xml:space="preserve">A growing patchwork of state shield laws — New York, Massachusetts, California, and others — now protect clinicians who mail mifepristone into states that ban it. This poses the constitutional question of whether a state may reach across its borders to prosecute a doctor whose conduct is legal where she stands. It is no longer hypothetical: Dr. Margaret Carpenter, a New York physician, has been criminally indicted in Louisiana and hit with a six-figure civil judgment in Texas, while New York has refused extradition and, in October 2025, declined to enforce the Texas judgment. One physician is simultaneously a felon, a debtor, and a protected practitioner, depending on which state you ask.</w:t>
       </w:r>
     </w:p>
     <w:p>
@@ -1827,7 +1827,7 @@
         <w:t xml:space="preserve"> </w:t>
       </w:r>
       <w:r>
-        <w:t xml:space="preserve">The federal Emergency Medical Treatment and Labor Act, which requires hospitals to stabilize patients in emergencies, has come into direct conflict with state bans. The Supreme Court’s 2024 ruling in</w:t>
+        <w:t xml:space="preserve">The federal Emergency Medical Treatment and Labor Act, which requires hospitals to stabilize patients in emergencies, came into direct conflict with state bans — and the conflict was never resolved. The Supreme Court dismissed</w:t>
       </w:r>
       <w:r>
         <w:t xml:space="preserve"> </w:t>
@@ -1843,7 +1843,7 @@
         <w:t xml:space="preserve"> </w:t>
       </w:r>
       <w:r>
-        <w:t xml:space="preserve">sent the question back for further litigation without resolving it.</w:t>
+        <w:t xml:space="preserve">as improvidently granted in 2024, the federal government dropped the Idaho suit in March 2025, and HHS rescinded its EMTALA emergency-abortion guidance in May 2025. The question was not answered so much as withdrawn, leaving clinicians in ban states with less federal clarity than they had in 2023.</w:t>
       </w:r>
     </w:p>
     <w:p>
